--- a/projet-TIMEEDUC/DOCUMENTATION/Documentation Technique.docx
+++ b/projet-TIMEEDUC/DOCUMENTATION/Documentation Technique.docx
@@ -5,13 +5,13 @@
     <w:p>
       <w:pPr>
         <w:spacing w:after="600"/>
-        <w:jc w:val="center"/>
+        <w:jc w:val="both"/>
         <w:rPr>
           <w:rFonts w:ascii="Times New Roman" w:hAnsi="Times New Roman" w:cs="Times New Roman"/>
           <w:i/>
           <w:iCs/>
-          <w:sz w:val="40"/>
-          <w:szCs w:val="40"/>
+          <w:sz w:val="32"/>
+          <w:szCs w:val="32"/>
         </w:rPr>
       </w:pPr>
       <w:r>
@@ -19,8 +19,8 @@
           <w:rFonts w:ascii="Times New Roman" w:hAnsi="Times New Roman" w:cs="Times New Roman"/>
           <w:i/>
           <w:iCs/>
-          <w:sz w:val="40"/>
-          <w:szCs w:val="40"/>
+          <w:sz w:val="32"/>
+          <w:szCs w:val="32"/>
         </w:rPr>
         <w:t xml:space="preserve">   </w:t>
       </w:r>
@@ -28,11 +28,12 @@
     <w:p>
       <w:pPr>
         <w:spacing w:after="600"/>
-        <w:jc w:val="center"/>
+        <w:ind w:left="2124" w:firstLine="708"/>
+        <w:jc w:val="both"/>
         <w:rPr>
           <w:rFonts w:ascii="Times New Roman" w:hAnsi="Times New Roman" w:cs="Times New Roman"/>
-          <w:sz w:val="52"/>
-          <w:szCs w:val="52"/>
+          <w:sz w:val="32"/>
+          <w:szCs w:val="32"/>
         </w:rPr>
       </w:pPr>
       <w:r>
@@ -41,8 +42,8 @@
           <w:i/>
           <w:iCs/>
           <w:noProof/>
-          <w:sz w:val="40"/>
-          <w:szCs w:val="40"/>
+          <w:sz w:val="32"/>
+          <w:szCs w:val="32"/>
           <w:lang w:eastAsia="fr-FR"/>
         </w:rPr>
         <mc:AlternateContent>
@@ -113,7 +114,7 @@
           </mc:Choice>
           <mc:Fallback>
             <w:pict>
-              <v:rect w14:anchorId="52D14A69" id="Rectangle 2" o:spid="_x0000_s1026" style="position:absolute;margin-left:12.15pt;margin-top:50pt;width:423.4pt;height:3.6pt;z-index:251663360;visibility:visible;mso-wrap-style:square;mso-height-percent:0;mso-wrap-distance-left:9pt;mso-wrap-distance-top:0;mso-wrap-distance-right:9pt;mso-wrap-distance-bottom:0;mso-position-horizontal:absolute;mso-position-horizontal-relative:margin;mso-position-vertical:absolute;mso-position-vertical-relative:text;mso-height-percent:0;mso-height-relative:margin;v-text-anchor:middle" o:gfxdata="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" fillcolor="#e8c648" stroked="f" strokeweight="1pt">
+              <v:rect w14:anchorId="1A65FC19" id="Rectangle 2" o:spid="_x0000_s1026" style="position:absolute;margin-left:12.15pt;margin-top:50pt;width:423.4pt;height:3.6pt;z-index:251663360;visibility:visible;mso-wrap-style:square;mso-height-percent:0;mso-wrap-distance-left:9pt;mso-wrap-distance-top:0;mso-wrap-distance-right:9pt;mso-wrap-distance-bottom:0;mso-position-horizontal:absolute;mso-position-horizontal-relative:margin;mso-position-vertical:absolute;mso-position-vertical-relative:text;mso-height-percent:0;mso-height-relative:margin;v-text-anchor:middle" o:gfxdata="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" fillcolor="#e8c648" stroked="f" strokeweight="1pt">
                 <w10:wrap anchorx="margin"/>
               </v:rect>
             </w:pict>
@@ -125,8 +126,8 @@
           <w:rFonts w:ascii="Times New Roman" w:hAnsi="Times New Roman" w:cs="Times New Roman"/>
           <w:i/>
           <w:iCs/>
-          <w:sz w:val="52"/>
-          <w:szCs w:val="52"/>
+          <w:sz w:val="32"/>
+          <w:szCs w:val="32"/>
         </w:rPr>
         <w:t>Documentation Technique</w:t>
       </w:r>
@@ -134,18 +135,19 @@
     <w:p>
       <w:pPr>
         <w:pStyle w:val="Sansinterligne"/>
-        <w:jc w:val="center"/>
+        <w:ind w:left="2124" w:firstLine="708"/>
+        <w:jc w:val="both"/>
         <w:rPr>
           <w:rFonts w:ascii="Times New Roman" w:hAnsi="Times New Roman" w:cs="Times New Roman"/>
-          <w:sz w:val="144"/>
-          <w:szCs w:val="144"/>
+          <w:sz w:val="72"/>
+          <w:szCs w:val="72"/>
         </w:rPr>
       </w:pPr>
       <w:r>
         <w:rPr>
           <w:rFonts w:ascii="Times New Roman" w:hAnsi="Times New Roman" w:cs="Times New Roman"/>
-          <w:sz w:val="144"/>
-          <w:szCs w:val="144"/>
+          <w:sz w:val="72"/>
+          <w:szCs w:val="72"/>
         </w:rPr>
         <w:drawing>
           <wp:anchor distT="0" distB="0" distL="114300" distR="114300" simplePos="0" relativeHeight="251659264" behindDoc="0" locked="0" layoutInCell="1" allowOverlap="1" wp14:anchorId="550CFFD2" wp14:editId="6EBF0529">
@@ -206,8 +208,8 @@
       <w:r>
         <w:rPr>
           <w:rFonts w:ascii="Times New Roman" w:hAnsi="Times New Roman" w:cs="Times New Roman"/>
-          <w:sz w:val="144"/>
-          <w:szCs w:val="144"/>
+          <w:sz w:val="72"/>
+          <w:szCs w:val="72"/>
         </w:rPr>
         <w:t>TIMEEDU</w:t>
       </w:r>
@@ -215,15 +217,105 @@
     <w:p>
       <w:pPr>
         <w:pStyle w:val="Sansinterligne"/>
-        <w:jc w:val="center"/>
+        <w:jc w:val="both"/>
         <w:rPr>
           <w:rFonts w:ascii="Times New Roman" w:hAnsi="Times New Roman" w:cs="Times New Roman"/>
-        </w:rPr>
-      </w:pPr>
+          <w:sz w:val="32"/>
+          <w:szCs w:val="32"/>
+        </w:rPr>
+      </w:pPr>
+      <w:bookmarkStart w:id="0" w:name="_GoBack"/>
+      <w:r>
+        <w:rPr>
+          <w:rFonts w:ascii="Times New Roman" w:hAnsi="Times New Roman" w:cs="Times New Roman"/>
+          <w:i/>
+          <w:iCs/>
+          <w:noProof/>
+          <w:sz w:val="32"/>
+          <w:szCs w:val="32"/>
+        </w:rPr>
+        <mc:AlternateContent>
+          <mc:Choice Requires="wps">
+            <w:drawing>
+              <wp:anchor distT="0" distB="0" distL="114300" distR="114300" simplePos="0" relativeHeight="251665408" behindDoc="0" locked="0" layoutInCell="1" allowOverlap="1" wp14:anchorId="1202A32B" wp14:editId="0A3A70C8">
+                <wp:simplePos x="0" y="0"/>
+                <wp:positionH relativeFrom="margin">
+                  <wp:align>center</wp:align>
+                </wp:positionH>
+                <wp:positionV relativeFrom="paragraph">
+                  <wp:posOffset>49586</wp:posOffset>
+                </wp:positionV>
+                <wp:extent cx="5377180" cy="45719"/>
+                <wp:effectExtent l="0" t="0" r="0" b="0"/>
+                <wp:wrapNone/>
+                <wp:docPr id="3" name="Rectangle 3"/>
+                <wp:cNvGraphicFramePr/>
+                <a:graphic xmlns:a="http://schemas.openxmlformats.org/drawingml/2006/main">
+                  <a:graphicData uri="http://schemas.microsoft.com/office/word/2010/wordprocessingShape">
+                    <wps:wsp>
+                      <wps:cNvSpPr/>
+                      <wps:spPr>
+                        <a:xfrm>
+                          <a:off x="0" y="0"/>
+                          <a:ext cx="5377180" cy="45719"/>
+                        </a:xfrm>
+                        <a:prstGeom prst="rect">
+                          <a:avLst/>
+                        </a:prstGeom>
+                        <a:solidFill>
+                          <a:srgbClr val="E8C648"/>
+                        </a:solidFill>
+                        <a:ln>
+                          <a:noFill/>
+                        </a:ln>
+                      </wps:spPr>
+                      <wps:style>
+                        <a:lnRef idx="2">
+                          <a:schemeClr val="accent1">
+                            <a:shade val="50000"/>
+                          </a:schemeClr>
+                        </a:lnRef>
+                        <a:fillRef idx="1">
+                          <a:schemeClr val="accent1"/>
+                        </a:fillRef>
+                        <a:effectRef idx="0">
+                          <a:schemeClr val="accent1"/>
+                        </a:effectRef>
+                        <a:fontRef idx="minor">
+                          <a:schemeClr val="lt1"/>
+                        </a:fontRef>
+                      </wps:style>
+                      <wps:bodyPr rot="0" spcFirstLastPara="0" vertOverflow="overflow" horzOverflow="overflow" vert="horz" wrap="square" lIns="91440" tIns="45720" rIns="91440" bIns="45720" numCol="1" spcCol="0" rtlCol="0" fromWordArt="0" anchor="ctr" anchorCtr="0" forceAA="0" compatLnSpc="1">
+                        <a:prstTxWarp prst="textNoShape">
+                          <a:avLst/>
+                        </a:prstTxWarp>
+                        <a:noAutofit/>
+                      </wps:bodyPr>
+                    </wps:wsp>
+                  </a:graphicData>
+                </a:graphic>
+                <wp14:sizeRelV relativeFrom="margin">
+                  <wp14:pctHeight>0</wp14:pctHeight>
+                </wp14:sizeRelV>
+              </wp:anchor>
+            </w:drawing>
+          </mc:Choice>
+          <mc:Fallback>
+            <w:pict>
+              <v:rect w14:anchorId="7F4A9B5E" id="Rectangle 3" o:spid="_x0000_s1026" style="position:absolute;margin-left:0;margin-top:3.9pt;width:423.4pt;height:3.6pt;z-index:251665408;visibility:visible;mso-wrap-style:square;mso-height-percent:0;mso-wrap-distance-left:9pt;mso-wrap-distance-top:0;mso-wrap-distance-right:9pt;mso-wrap-distance-bottom:0;mso-position-horizontal:center;mso-position-horizontal-relative:margin;mso-position-vertical:absolute;mso-position-vertical-relative:text;mso-height-percent:0;mso-height-relative:margin;v-text-anchor:middle" o:gfxdata="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" fillcolor="#e8c648" stroked="f" strokeweight="1pt">
+                <w10:wrap anchorx="margin"/>
+              </v:rect>
+            </w:pict>
+          </mc:Fallback>
+        </mc:AlternateContent>
+      </w:r>
+      <w:bookmarkEnd w:id="0"/>
       <w:r>
         <w:rPr>
           <w:rFonts w:ascii="Times New Roman" w:hAnsi="Times New Roman" w:cs="Times New Roman"/>
           <w:noProof/>
+          <w:sz w:val="32"/>
+          <w:szCs w:val="32"/>
         </w:rPr>
         <mc:AlternateContent>
           <mc:Choice Requires="wps">
@@ -953,6 +1045,8 @@
         <w:rPr>
           <w:rFonts w:ascii="Times New Roman" w:hAnsi="Times New Roman" w:cs="Times New Roman"/>
           <w:noProof/>
+          <w:sz w:val="32"/>
+          <w:szCs w:val="32"/>
         </w:rPr>
         <mc:AlternateContent>
           <mc:Choice Requires="wps">
@@ -1025,47 +1119,7 @@
                                 <w:sz w:val="40"/>
                                 <w:szCs w:val="40"/>
                               </w:rPr>
-                              <w:t xml:space="preserve">Gestion des heures des enseignants dans un </w:t>
-                            </w:r>
-                            <w:proofErr w:type="spellStart"/>
-                            <w:r>
-                              <w:rPr>
-                                <w:rFonts w:ascii="Times New Roman" w:hAnsi="Times New Roman" w:cs="Times New Roman"/>
-                                <w:color w:val="002060"/>
-                                <w:sz w:val="40"/>
-                                <w:szCs w:val="40"/>
-                              </w:rPr>
-                              <w:t>etablissement</w:t>
-                            </w:r>
-                            <w:proofErr w:type="spellEnd"/>
-                            <w:r>
-                              <w:rPr>
-                                <w:rFonts w:ascii="Times New Roman" w:hAnsi="Times New Roman" w:cs="Times New Roman"/>
-                                <w:color w:val="002060"/>
-                                <w:sz w:val="40"/>
-                                <w:szCs w:val="40"/>
-                              </w:rPr>
-                              <w:t xml:space="preserve"> d'enseignement </w:t>
-                            </w:r>
-                            <w:proofErr w:type="spellStart"/>
-                            <w:r>
-                              <w:rPr>
-                                <w:rFonts w:ascii="Times New Roman" w:hAnsi="Times New Roman" w:cs="Times New Roman"/>
-                                <w:color w:val="002060"/>
-                                <w:sz w:val="40"/>
-                                <w:szCs w:val="40"/>
-                              </w:rPr>
-                              <w:t>superieur</w:t>
-                            </w:r>
-                            <w:proofErr w:type="spellEnd"/>
-                            <w:r>
-                              <w:rPr>
-                                <w:rFonts w:ascii="Times New Roman" w:hAnsi="Times New Roman" w:cs="Times New Roman"/>
-                                <w:color w:val="002060"/>
-                                <w:sz w:val="40"/>
-                                <w:szCs w:val="40"/>
-                              </w:rPr>
-                              <w:t>.</w:t>
+                              <w:t>Application de gestion des heures des enseignants du supérieur</w:t>
                             </w:r>
                           </w:p>
                         </w:txbxContent>
@@ -1107,47 +1161,7 @@
                           <w:sz w:val="40"/>
                           <w:szCs w:val="40"/>
                         </w:rPr>
-                        <w:t xml:space="preserve">Gestion des heures des enseignants dans un </w:t>
-                      </w:r>
-                      <w:proofErr w:type="spellStart"/>
-                      <w:r>
-                        <w:rPr>
-                          <w:rFonts w:ascii="Times New Roman" w:hAnsi="Times New Roman" w:cs="Times New Roman"/>
-                          <w:color w:val="002060"/>
-                          <w:sz w:val="40"/>
-                          <w:szCs w:val="40"/>
-                        </w:rPr>
-                        <w:t>etablissement</w:t>
-                      </w:r>
-                      <w:proofErr w:type="spellEnd"/>
-                      <w:r>
-                        <w:rPr>
-                          <w:rFonts w:ascii="Times New Roman" w:hAnsi="Times New Roman" w:cs="Times New Roman"/>
-                          <w:color w:val="002060"/>
-                          <w:sz w:val="40"/>
-                          <w:szCs w:val="40"/>
-                        </w:rPr>
-                        <w:t xml:space="preserve"> d'enseignement </w:t>
-                      </w:r>
-                      <w:proofErr w:type="spellStart"/>
-                      <w:r>
-                        <w:rPr>
-                          <w:rFonts w:ascii="Times New Roman" w:hAnsi="Times New Roman" w:cs="Times New Roman"/>
-                          <w:color w:val="002060"/>
-                          <w:sz w:val="40"/>
-                          <w:szCs w:val="40"/>
-                        </w:rPr>
-                        <w:t>superieur</w:t>
-                      </w:r>
-                      <w:proofErr w:type="spellEnd"/>
-                      <w:r>
-                        <w:rPr>
-                          <w:rFonts w:ascii="Times New Roman" w:hAnsi="Times New Roman" w:cs="Times New Roman"/>
-                          <w:color w:val="002060"/>
-                          <w:sz w:val="40"/>
-                          <w:szCs w:val="40"/>
-                        </w:rPr>
-                        <w:t>.</w:t>
+                        <w:t>Application de gestion des heures des enseignants du supérieur</w:t>
                       </w:r>
                     </w:p>
                   </w:txbxContent>
@@ -1160,93 +1174,9 @@
       </w:r>
       <w:r>
         <w:rPr>
-          <w:rFonts w:ascii="Times New Roman" w:hAnsi="Times New Roman" w:cs="Times New Roman"/>
-          <w:i/>
-          <w:iCs/>
-          <w:noProof/>
-          <w:sz w:val="40"/>
-          <w:szCs w:val="40"/>
-        </w:rPr>
-        <mc:AlternateContent>
-          <mc:Choice Requires="wps">
-            <w:drawing>
-              <wp:anchor distT="0" distB="0" distL="114300" distR="114300" simplePos="0" relativeHeight="251665408" behindDoc="0" locked="0" layoutInCell="1" allowOverlap="1" wp14:anchorId="1202A32B" wp14:editId="0A3A70C8">
-                <wp:simplePos x="0" y="0"/>
-                <wp:positionH relativeFrom="margin">
-                  <wp:posOffset>194026</wp:posOffset>
-                </wp:positionH>
-                <wp:positionV relativeFrom="paragraph">
-                  <wp:posOffset>383635</wp:posOffset>
-                </wp:positionV>
-                <wp:extent cx="5377180" cy="45719"/>
-                <wp:effectExtent l="0" t="0" r="0" b="0"/>
-                <wp:wrapNone/>
-                <wp:docPr id="3" name="Rectangle 3"/>
-                <wp:cNvGraphicFramePr/>
-                <a:graphic xmlns:a="http://schemas.openxmlformats.org/drawingml/2006/main">
-                  <a:graphicData uri="http://schemas.microsoft.com/office/word/2010/wordprocessingShape">
-                    <wps:wsp>
-                      <wps:cNvSpPr/>
-                      <wps:spPr>
-                        <a:xfrm>
-                          <a:off x="0" y="0"/>
-                          <a:ext cx="5377180" cy="45719"/>
-                        </a:xfrm>
-                        <a:prstGeom prst="rect">
-                          <a:avLst/>
-                        </a:prstGeom>
-                        <a:solidFill>
-                          <a:srgbClr val="E8C648"/>
-                        </a:solidFill>
-                        <a:ln>
-                          <a:noFill/>
-                        </a:ln>
-                      </wps:spPr>
-                      <wps:style>
-                        <a:lnRef idx="2">
-                          <a:schemeClr val="accent1">
-                            <a:shade val="50000"/>
-                          </a:schemeClr>
-                        </a:lnRef>
-                        <a:fillRef idx="1">
-                          <a:schemeClr val="accent1"/>
-                        </a:fillRef>
-                        <a:effectRef idx="0">
-                          <a:schemeClr val="accent1"/>
-                        </a:effectRef>
-                        <a:fontRef idx="minor">
-                          <a:schemeClr val="lt1"/>
-                        </a:fontRef>
-                      </wps:style>
-                      <wps:bodyPr rot="0" spcFirstLastPara="0" vertOverflow="overflow" horzOverflow="overflow" vert="horz" wrap="square" lIns="91440" tIns="45720" rIns="91440" bIns="45720" numCol="1" spcCol="0" rtlCol="0" fromWordArt="0" anchor="ctr" anchorCtr="0" forceAA="0" compatLnSpc="1">
-                        <a:prstTxWarp prst="textNoShape">
-                          <a:avLst/>
-                        </a:prstTxWarp>
-                        <a:noAutofit/>
-                      </wps:bodyPr>
-                    </wps:wsp>
-                  </a:graphicData>
-                </a:graphic>
-                <wp14:sizeRelV relativeFrom="margin">
-                  <wp14:pctHeight>0</wp14:pctHeight>
-                </wp14:sizeRelV>
-              </wp:anchor>
-            </w:drawing>
-          </mc:Choice>
-          <mc:Fallback>
-            <w:pict>
-              <v:rect w14:anchorId="1D443A20" id="Rectangle 3" o:spid="_x0000_s1026" style="position:absolute;margin-left:15.3pt;margin-top:30.2pt;width:423.4pt;height:3.6pt;z-index:251665408;visibility:visible;mso-wrap-style:square;mso-height-percent:0;mso-wrap-distance-left:9pt;mso-wrap-distance-top:0;mso-wrap-distance-right:9pt;mso-wrap-distance-bottom:0;mso-position-horizontal:absolute;mso-position-horizontal-relative:margin;mso-position-vertical:absolute;mso-position-vertical-relative:text;mso-height-percent:0;mso-height-relative:margin;v-text-anchor:middle" o:gfxdata="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" fillcolor="#e8c648" stroked="f" strokeweight="1pt">
-                <w10:wrap anchorx="margin"/>
-              </v:rect>
-            </w:pict>
-          </mc:Fallback>
-        </mc:AlternateContent>
-      </w:r>
-      <w:r>
-        <w:rPr>
-          <w:rFonts w:ascii="Times New Roman" w:eastAsia="Times New Roman" w:hAnsi="Times New Roman" w:cs="Times New Roman"/>
-          <w:sz w:val="24"/>
-          <w:szCs w:val="24"/>
+          <w:rFonts w:ascii="Times New Roman" w:eastAsia="Times New Roman" w:hAnsi="Times New Roman" w:cs="Times New Roman"/>
+          <w:sz w:val="32"/>
+          <w:szCs w:val="32"/>
         </w:rPr>
         <w:br w:type="page"/>
       </w:r>
@@ -1254,6 +1184,8 @@
         <w:sdtPr>
           <w:rPr>
             <w:rFonts w:ascii="Times New Roman" w:eastAsiaTheme="minorHAnsi" w:hAnsi="Times New Roman" w:cs="Times New Roman"/>
+            <w:sz w:val="32"/>
+            <w:szCs w:val="32"/>
             <w:lang w:eastAsia="en-US"/>
           </w:rPr>
           <w:id w:val="1961525734"/>
@@ -1273,6 +1205,8 @@
             <w:rPr>
               <w:rFonts w:ascii="Times New Roman" w:hAnsi="Times New Roman" w:cs="Times New Roman"/>
               <w:noProof/>
+              <w:sz w:val="32"/>
+              <w:szCs w:val="32"/>
             </w:rPr>
             <w:drawing>
               <wp:anchor distT="0" distB="0" distL="114300" distR="114300" simplePos="0" relativeHeight="251660288" behindDoc="1" locked="0" layoutInCell="1" allowOverlap="1" wp14:anchorId="3135E8FC" wp14:editId="7C37E562">
@@ -1335,273 +1269,349 @@
     </w:p>
     <w:p>
       <w:pPr>
+        <w:jc w:val="both"/>
         <w:rPr>
           <w:rFonts w:ascii="Times New Roman" w:hAnsi="Times New Roman" w:cs="Times New Roman"/>
-        </w:rPr>
-      </w:pPr>
-    </w:p>
-    <w:p>
-      <w:pPr>
-        <w:rPr>
-          <w:rFonts w:ascii="Times New Roman" w:eastAsia="Times New Roman" w:hAnsi="Times New Roman" w:cs="Times New Roman"/>
-          <w:sz w:val="24"/>
-          <w:szCs w:val="24"/>
+          <w:sz w:val="32"/>
+          <w:szCs w:val="32"/>
+        </w:rPr>
+      </w:pPr>
+    </w:p>
+    <w:p>
+      <w:pPr>
+        <w:jc w:val="both"/>
+        <w:rPr>
+          <w:rFonts w:ascii="Times New Roman" w:eastAsia="Times New Roman" w:hAnsi="Times New Roman" w:cs="Times New Roman"/>
+          <w:sz w:val="32"/>
+          <w:szCs w:val="32"/>
           <w:lang w:eastAsia="fr-FR"/>
         </w:rPr>
       </w:pPr>
       <w:r>
         <w:rPr>
           <w:rFonts w:ascii="Times New Roman" w:hAnsi="Times New Roman" w:cs="Times New Roman"/>
+          <w:sz w:val="32"/>
+          <w:szCs w:val="32"/>
         </w:rPr>
         <w:tab/>
       </w:r>
       <w:r>
         <w:rPr>
           <w:rFonts w:ascii="Times New Roman" w:hAnsi="Times New Roman" w:cs="Times New Roman"/>
+          <w:sz w:val="32"/>
+          <w:szCs w:val="32"/>
         </w:rPr>
         <w:tab/>
       </w:r>
       <w:r>
         <w:rPr>
           <w:rFonts w:ascii="Times New Roman" w:hAnsi="Times New Roman" w:cs="Times New Roman"/>
+          <w:sz w:val="32"/>
+          <w:szCs w:val="32"/>
         </w:rPr>
         <w:tab/>
       </w:r>
       <w:r>
         <w:rPr>
           <w:rFonts w:ascii="Times New Roman" w:hAnsi="Times New Roman" w:cs="Times New Roman"/>
+          <w:sz w:val="32"/>
+          <w:szCs w:val="32"/>
         </w:rPr>
         <w:tab/>
       </w:r>
       <w:r>
         <w:rPr>
           <w:rFonts w:ascii="Times New Roman" w:hAnsi="Times New Roman" w:cs="Times New Roman"/>
+          <w:sz w:val="32"/>
+          <w:szCs w:val="32"/>
         </w:rPr>
         <w:tab/>
       </w:r>
       <w:r>
         <w:rPr>
           <w:rFonts w:ascii="Times New Roman" w:hAnsi="Times New Roman" w:cs="Times New Roman"/>
+          <w:sz w:val="32"/>
+          <w:szCs w:val="32"/>
         </w:rPr>
         <w:tab/>
       </w:r>
       <w:r>
         <w:rPr>
           <w:rFonts w:ascii="Times New Roman" w:hAnsi="Times New Roman" w:cs="Times New Roman"/>
+          <w:sz w:val="32"/>
+          <w:szCs w:val="32"/>
         </w:rPr>
         <w:tab/>
       </w:r>
       <w:r>
         <w:rPr>
           <w:rFonts w:ascii="Times New Roman" w:hAnsi="Times New Roman" w:cs="Times New Roman"/>
+          <w:sz w:val="32"/>
+          <w:szCs w:val="32"/>
         </w:rPr>
         <w:tab/>
       </w:r>
       <w:r>
         <w:rPr>
           <w:rFonts w:ascii="Times New Roman" w:hAnsi="Times New Roman" w:cs="Times New Roman"/>
+          <w:sz w:val="32"/>
+          <w:szCs w:val="32"/>
         </w:rPr>
         <w:tab/>
       </w:r>
       <w:r>
         <w:rPr>
           <w:rFonts w:ascii="Times New Roman" w:hAnsi="Times New Roman" w:cs="Times New Roman"/>
+          <w:sz w:val="32"/>
+          <w:szCs w:val="32"/>
         </w:rPr>
         <w:tab/>
       </w:r>
       <w:r>
         <w:rPr>
           <w:rFonts w:ascii="Times New Roman" w:hAnsi="Times New Roman" w:cs="Times New Roman"/>
+          <w:sz w:val="32"/>
+          <w:szCs w:val="32"/>
         </w:rPr>
         <w:tab/>
       </w:r>
       <w:r>
         <w:rPr>
           <w:rFonts w:ascii="Times New Roman" w:hAnsi="Times New Roman" w:cs="Times New Roman"/>
+          <w:sz w:val="32"/>
+          <w:szCs w:val="32"/>
         </w:rPr>
         <w:tab/>
       </w:r>
       <w:r>
         <w:rPr>
           <w:rFonts w:ascii="Times New Roman" w:hAnsi="Times New Roman" w:cs="Times New Roman"/>
+          <w:sz w:val="32"/>
+          <w:szCs w:val="32"/>
         </w:rPr>
         <w:tab/>
       </w:r>
       <w:r>
         <w:rPr>
           <w:rFonts w:ascii="Times New Roman" w:hAnsi="Times New Roman" w:cs="Times New Roman"/>
+          <w:sz w:val="32"/>
+          <w:szCs w:val="32"/>
         </w:rPr>
         <w:tab/>
       </w:r>
       <w:r>
         <w:rPr>
           <w:rFonts w:ascii="Times New Roman" w:hAnsi="Times New Roman" w:cs="Times New Roman"/>
+          <w:sz w:val="32"/>
+          <w:szCs w:val="32"/>
         </w:rPr>
         <w:tab/>
       </w:r>
       <w:r>
         <w:rPr>
           <w:rFonts w:ascii="Times New Roman" w:hAnsi="Times New Roman" w:cs="Times New Roman"/>
+          <w:sz w:val="32"/>
+          <w:szCs w:val="32"/>
         </w:rPr>
         <w:tab/>
       </w:r>
       <w:r>
         <w:rPr>
           <w:rFonts w:ascii="Times New Roman" w:hAnsi="Times New Roman" w:cs="Times New Roman"/>
+          <w:sz w:val="32"/>
+          <w:szCs w:val="32"/>
         </w:rPr>
         <w:tab/>
       </w:r>
       <w:r>
         <w:rPr>
           <w:rFonts w:ascii="Times New Roman" w:hAnsi="Times New Roman" w:cs="Times New Roman"/>
+          <w:sz w:val="32"/>
+          <w:szCs w:val="32"/>
         </w:rPr>
         <w:tab/>
       </w:r>
       <w:r>
         <w:rPr>
           <w:rFonts w:ascii="Times New Roman" w:hAnsi="Times New Roman" w:cs="Times New Roman"/>
+          <w:sz w:val="32"/>
+          <w:szCs w:val="32"/>
         </w:rPr>
         <w:tab/>
       </w:r>
       <w:r>
         <w:rPr>
           <w:rFonts w:ascii="Times New Roman" w:hAnsi="Times New Roman" w:cs="Times New Roman"/>
+          <w:sz w:val="32"/>
+          <w:szCs w:val="32"/>
         </w:rPr>
         <w:tab/>
       </w:r>
       <w:r>
         <w:rPr>
           <w:rFonts w:ascii="Times New Roman" w:hAnsi="Times New Roman" w:cs="Times New Roman"/>
+          <w:sz w:val="32"/>
+          <w:szCs w:val="32"/>
         </w:rPr>
         <w:tab/>
       </w:r>
       <w:r>
         <w:rPr>
           <w:rFonts w:ascii="Times New Roman" w:hAnsi="Times New Roman" w:cs="Times New Roman"/>
+          <w:sz w:val="32"/>
+          <w:szCs w:val="32"/>
         </w:rPr>
         <w:tab/>
       </w:r>
       <w:r>
         <w:rPr>
           <w:rFonts w:ascii="Times New Roman" w:hAnsi="Times New Roman" w:cs="Times New Roman"/>
+          <w:sz w:val="32"/>
+          <w:szCs w:val="32"/>
         </w:rPr>
         <w:tab/>
       </w:r>
       <w:r>
         <w:rPr>
           <w:rFonts w:ascii="Times New Roman" w:hAnsi="Times New Roman" w:cs="Times New Roman"/>
+          <w:sz w:val="32"/>
+          <w:szCs w:val="32"/>
         </w:rPr>
         <w:tab/>
       </w:r>
       <w:r>
         <w:rPr>
           <w:rFonts w:ascii="Times New Roman" w:hAnsi="Times New Roman" w:cs="Times New Roman"/>
+          <w:sz w:val="32"/>
+          <w:szCs w:val="32"/>
         </w:rPr>
         <w:tab/>
       </w:r>
       <w:r>
         <w:rPr>
           <w:rFonts w:ascii="Times New Roman" w:hAnsi="Times New Roman" w:cs="Times New Roman"/>
+          <w:sz w:val="32"/>
+          <w:szCs w:val="32"/>
         </w:rPr>
         <w:tab/>
       </w:r>
       <w:r>
         <w:rPr>
           <w:rFonts w:ascii="Times New Roman" w:hAnsi="Times New Roman" w:cs="Times New Roman"/>
+          <w:sz w:val="32"/>
+          <w:szCs w:val="32"/>
         </w:rPr>
         <w:tab/>
       </w:r>
       <w:r>
         <w:rPr>
           <w:rFonts w:ascii="Times New Roman" w:hAnsi="Times New Roman" w:cs="Times New Roman"/>
+          <w:sz w:val="32"/>
+          <w:szCs w:val="32"/>
         </w:rPr>
         <w:tab/>
       </w:r>
       <w:r>
         <w:rPr>
           <w:rFonts w:ascii="Times New Roman" w:hAnsi="Times New Roman" w:cs="Times New Roman"/>
+          <w:sz w:val="32"/>
+          <w:szCs w:val="32"/>
         </w:rPr>
         <w:tab/>
       </w:r>
       <w:r>
         <w:rPr>
           <w:rFonts w:ascii="Times New Roman" w:hAnsi="Times New Roman" w:cs="Times New Roman"/>
+          <w:sz w:val="32"/>
+          <w:szCs w:val="32"/>
         </w:rPr>
         <w:tab/>
       </w:r>
       <w:r>
         <w:rPr>
           <w:rFonts w:ascii="Times New Roman" w:hAnsi="Times New Roman" w:cs="Times New Roman"/>
+          <w:sz w:val="32"/>
+          <w:szCs w:val="32"/>
         </w:rPr>
         <w:tab/>
       </w:r>
       <w:r>
         <w:rPr>
           <w:rFonts w:ascii="Times New Roman" w:hAnsi="Times New Roman" w:cs="Times New Roman"/>
+          <w:sz w:val="32"/>
+          <w:szCs w:val="32"/>
         </w:rPr>
         <w:tab/>
       </w:r>
       <w:r>
         <w:rPr>
           <w:rFonts w:ascii="Times New Roman" w:hAnsi="Times New Roman" w:cs="Times New Roman"/>
+          <w:sz w:val="32"/>
+          <w:szCs w:val="32"/>
         </w:rPr>
         <w:tab/>
       </w:r>
       <w:r>
         <w:rPr>
           <w:rFonts w:ascii="Times New Roman" w:hAnsi="Times New Roman" w:cs="Times New Roman"/>
+          <w:sz w:val="32"/>
+          <w:szCs w:val="32"/>
         </w:rPr>
         <w:tab/>
       </w:r>
       <w:r>
         <w:rPr>
           <w:rFonts w:ascii="Times New Roman" w:hAnsi="Times New Roman" w:cs="Times New Roman"/>
+          <w:sz w:val="32"/>
+          <w:szCs w:val="32"/>
         </w:rPr>
         <w:tab/>
       </w:r>
       <w:r>
         <w:rPr>
           <w:rFonts w:ascii="Times New Roman" w:hAnsi="Times New Roman" w:cs="Times New Roman"/>
+          <w:sz w:val="32"/>
+          <w:szCs w:val="32"/>
         </w:rPr>
         <w:tab/>
       </w:r>
     </w:p>
     <w:p>
       <w:pPr>
-        <w:rPr>
-          <w:rFonts w:ascii="Times New Roman" w:eastAsia="Times New Roman" w:hAnsi="Times New Roman" w:cs="Times New Roman"/>
-          <w:sz w:val="24"/>
-          <w:szCs w:val="24"/>
-          <w:lang w:eastAsia="fr-FR"/>
-        </w:rPr>
-      </w:pPr>
-      <w:r>
-        <w:rPr>
-          <w:rFonts w:ascii="Times New Roman" w:eastAsia="Times New Roman" w:hAnsi="Times New Roman" w:cs="Times New Roman"/>
-          <w:sz w:val="24"/>
-          <w:szCs w:val="24"/>
+        <w:jc w:val="both"/>
+        <w:rPr>
+          <w:rFonts w:ascii="Times New Roman" w:eastAsia="Times New Roman" w:hAnsi="Times New Roman" w:cs="Times New Roman"/>
+          <w:sz w:val="32"/>
+          <w:szCs w:val="32"/>
+          <w:lang w:eastAsia="fr-FR"/>
+        </w:rPr>
+      </w:pPr>
+      <w:r>
+        <w:rPr>
+          <w:rFonts w:ascii="Times New Roman" w:eastAsia="Times New Roman" w:hAnsi="Times New Roman" w:cs="Times New Roman"/>
+          <w:sz w:val="32"/>
+          <w:szCs w:val="32"/>
           <w:lang w:eastAsia="fr-FR"/>
         </w:rPr>
         <w:br w:type="page"/>
       </w:r>
-      <w:bookmarkStart w:id="0" w:name="_GoBack"/>
-      <w:bookmarkEnd w:id="0"/>
     </w:p>
     <w:p>
       <w:pPr>
         <w:spacing w:after="0" w:line="240" w:lineRule="auto"/>
-        <w:rPr>
-          <w:rFonts w:ascii="Times New Roman" w:eastAsia="Times New Roman" w:hAnsi="Times New Roman" w:cs="Times New Roman"/>
-          <w:sz w:val="24"/>
-          <w:szCs w:val="24"/>
-          <w:lang w:eastAsia="fr-FR"/>
-        </w:rPr>
-      </w:pPr>
-      <w:r>
-        <w:rPr>
-          <w:rFonts w:ascii="Times New Roman" w:eastAsia="Times New Roman" w:hAnsi="Times New Roman" w:cs="Times New Roman"/>
-          <w:sz w:val="24"/>
-          <w:szCs w:val="24"/>
+        <w:jc w:val="both"/>
+        <w:rPr>
+          <w:rFonts w:ascii="Times New Roman" w:eastAsia="Times New Roman" w:hAnsi="Times New Roman" w:cs="Times New Roman"/>
+          <w:sz w:val="32"/>
+          <w:szCs w:val="32"/>
+          <w:lang w:eastAsia="fr-FR"/>
+        </w:rPr>
+      </w:pPr>
+      <w:r>
+        <w:rPr>
+          <w:rFonts w:ascii="Times New Roman" w:eastAsia="Times New Roman" w:hAnsi="Times New Roman" w:cs="Times New Roman"/>
+          <w:sz w:val="32"/>
+          <w:szCs w:val="32"/>
           <w:lang w:eastAsia="fr-FR"/>
         </w:rPr>
         <w:lastRenderedPageBreak/>
@@ -1613,13 +1623,14 @@
     <w:p>
       <w:pPr>
         <w:spacing w:before="100" w:beforeAutospacing="1" w:after="100" w:afterAutospacing="1" w:line="240" w:lineRule="auto"/>
+        <w:jc w:val="both"/>
         <w:outlineLvl w:val="2"/>
         <w:rPr>
           <w:rFonts w:ascii="Times New Roman" w:eastAsia="Times New Roman" w:hAnsi="Times New Roman" w:cs="Times New Roman"/>
           <w:b/>
           <w:bCs/>
-          <w:sz w:val="27"/>
-          <w:szCs w:val="27"/>
+          <w:sz w:val="32"/>
+          <w:szCs w:val="32"/>
           <w:lang w:eastAsia="fr-FR"/>
         </w:rPr>
       </w:pPr>
@@ -1628,8 +1639,8 @@
           <w:rFonts w:ascii="Times New Roman" w:eastAsia="Times New Roman" w:hAnsi="Times New Roman" w:cs="Times New Roman"/>
           <w:b/>
           <w:bCs/>
-          <w:sz w:val="27"/>
-          <w:szCs w:val="27"/>
+          <w:sz w:val="32"/>
+          <w:szCs w:val="32"/>
           <w:lang w:eastAsia="fr-FR"/>
         </w:rPr>
         <w:t>Structure générale du projet</w:t>
@@ -1656,18 +1667,19 @@
           <w:tab w:val="left" w:pos="14656"/>
         </w:tabs>
         <w:spacing w:after="0" w:line="240" w:lineRule="auto"/>
-        <w:rPr>
-          <w:rFonts w:ascii="var(--font-mono)" w:eastAsia="Times New Roman" w:hAnsi="var(--font-mono)" w:cs="Courier New"/>
-          <w:sz w:val="20"/>
-          <w:szCs w:val="20"/>
-          <w:lang w:eastAsia="fr-FR"/>
-        </w:rPr>
-      </w:pPr>
-      <w:r>
-        <w:rPr>
-          <w:rFonts w:ascii="var(--font-mono)" w:eastAsia="Times New Roman" w:hAnsi="var(--font-mono)" w:cs="Courier New"/>
-          <w:sz w:val="20"/>
-          <w:szCs w:val="20"/>
+        <w:jc w:val="both"/>
+        <w:rPr>
+          <w:rFonts w:ascii="Times New Roman" w:eastAsia="Times New Roman" w:hAnsi="Times New Roman" w:cs="Times New Roman"/>
+          <w:sz w:val="32"/>
+          <w:szCs w:val="32"/>
+          <w:lang w:eastAsia="fr-FR"/>
+        </w:rPr>
+      </w:pPr>
+      <w:r>
+        <w:rPr>
+          <w:rFonts w:ascii="Times New Roman" w:eastAsia="Times New Roman" w:hAnsi="Times New Roman" w:cs="Times New Roman"/>
+          <w:sz w:val="32"/>
+          <w:szCs w:val="32"/>
           <w:lang w:eastAsia="fr-FR"/>
         </w:rPr>
         <w:t>projet-TIMEEDUC/</w:t>
@@ -1694,18 +1706,19 @@
           <w:tab w:val="left" w:pos="14656"/>
         </w:tabs>
         <w:spacing w:after="0" w:line="240" w:lineRule="auto"/>
-        <w:rPr>
-          <w:rFonts w:ascii="var(--font-mono)" w:eastAsia="Times New Roman" w:hAnsi="var(--font-mono)" w:cs="Courier New"/>
-          <w:sz w:val="20"/>
-          <w:szCs w:val="20"/>
-          <w:lang w:eastAsia="fr-FR"/>
-        </w:rPr>
-      </w:pPr>
-      <w:r>
-        <w:rPr>
-          <w:rFonts w:ascii="var(--font-mono)" w:eastAsia="Times New Roman" w:hAnsi="var(--font-mono)" w:cs="Courier New"/>
-          <w:sz w:val="20"/>
-          <w:szCs w:val="20"/>
+        <w:jc w:val="both"/>
+        <w:rPr>
+          <w:rFonts w:ascii="Times New Roman" w:eastAsia="Times New Roman" w:hAnsi="Times New Roman" w:cs="Times New Roman"/>
+          <w:sz w:val="32"/>
+          <w:szCs w:val="32"/>
+          <w:lang w:eastAsia="fr-FR"/>
+        </w:rPr>
+      </w:pPr>
+      <w:r>
+        <w:rPr>
+          <w:rFonts w:ascii="Times New Roman" w:eastAsia="Times New Roman" w:hAnsi="Times New Roman" w:cs="Times New Roman"/>
+          <w:sz w:val="32"/>
+          <w:szCs w:val="32"/>
           <w:lang w:eastAsia="fr-FR"/>
         </w:rPr>
         <w:t xml:space="preserve">├── </w:t>
@@ -1714,9 +1727,9 @@
       <w:proofErr w:type="gramStart"/>
       <w:r>
         <w:rPr>
-          <w:rFonts w:ascii="var(--font-mono)" w:eastAsia="Times New Roman" w:hAnsi="var(--font-mono)" w:cs="Courier New"/>
-          <w:sz w:val="20"/>
-          <w:szCs w:val="20"/>
+          <w:rFonts w:ascii="Times New Roman" w:eastAsia="Times New Roman" w:hAnsi="Times New Roman" w:cs="Times New Roman"/>
+          <w:sz w:val="32"/>
+          <w:szCs w:val="32"/>
           <w:lang w:eastAsia="fr-FR"/>
         </w:rPr>
         <w:t>backend</w:t>
@@ -1725,9 +1738,9 @@
       <w:proofErr w:type="gramEnd"/>
       <w:r>
         <w:rPr>
-          <w:rFonts w:ascii="var(--font-mono)" w:eastAsia="Times New Roman" w:hAnsi="var(--font-mono)" w:cs="Courier New"/>
-          <w:sz w:val="20"/>
-          <w:szCs w:val="20"/>
+          <w:rFonts w:ascii="Times New Roman" w:eastAsia="Times New Roman" w:hAnsi="Times New Roman" w:cs="Times New Roman"/>
+          <w:sz w:val="32"/>
+          <w:szCs w:val="32"/>
           <w:lang w:eastAsia="fr-FR"/>
         </w:rPr>
         <w:t>/         → Serveur Node.js (cerveau de l'application)</w:t>
@@ -1754,18 +1767,19 @@
           <w:tab w:val="left" w:pos="14656"/>
         </w:tabs>
         <w:spacing w:after="0" w:line="240" w:lineRule="auto"/>
-        <w:rPr>
-          <w:rFonts w:ascii="var(--font-mono)" w:eastAsia="Times New Roman" w:hAnsi="var(--font-mono)" w:cs="Courier New"/>
-          <w:sz w:val="20"/>
-          <w:szCs w:val="20"/>
-          <w:lang w:eastAsia="fr-FR"/>
-        </w:rPr>
-      </w:pPr>
-      <w:r>
-        <w:rPr>
-          <w:rFonts w:ascii="var(--font-mono)" w:eastAsia="Times New Roman" w:hAnsi="var(--font-mono)" w:cs="Courier New"/>
-          <w:sz w:val="20"/>
-          <w:szCs w:val="20"/>
+        <w:jc w:val="both"/>
+        <w:rPr>
+          <w:rFonts w:ascii="Times New Roman" w:eastAsia="Times New Roman" w:hAnsi="Times New Roman" w:cs="Times New Roman"/>
+          <w:sz w:val="32"/>
+          <w:szCs w:val="32"/>
+          <w:lang w:eastAsia="fr-FR"/>
+        </w:rPr>
+      </w:pPr>
+      <w:r>
+        <w:rPr>
+          <w:rFonts w:ascii="Times New Roman" w:eastAsia="Times New Roman" w:hAnsi="Times New Roman" w:cs="Times New Roman"/>
+          <w:sz w:val="32"/>
+          <w:szCs w:val="32"/>
           <w:lang w:eastAsia="fr-FR"/>
         </w:rPr>
         <w:t xml:space="preserve">└── </w:t>
@@ -1774,9 +1788,9 @@
       <w:proofErr w:type="gramStart"/>
       <w:r>
         <w:rPr>
-          <w:rFonts w:ascii="var(--font-mono)" w:eastAsia="Times New Roman" w:hAnsi="var(--font-mono)" w:cs="Courier New"/>
-          <w:sz w:val="20"/>
-          <w:szCs w:val="20"/>
+          <w:rFonts w:ascii="Times New Roman" w:eastAsia="Times New Roman" w:hAnsi="Times New Roman" w:cs="Times New Roman"/>
+          <w:sz w:val="32"/>
+          <w:szCs w:val="32"/>
           <w:lang w:eastAsia="fr-FR"/>
         </w:rPr>
         <w:t>frontend</w:t>
@@ -1785,9 +1799,9 @@
       <w:proofErr w:type="gramEnd"/>
       <w:r>
         <w:rPr>
-          <w:rFonts w:ascii="var(--font-mono)" w:eastAsia="Times New Roman" w:hAnsi="var(--font-mono)" w:cs="Courier New"/>
-          <w:sz w:val="20"/>
-          <w:szCs w:val="20"/>
+          <w:rFonts w:ascii="Times New Roman" w:eastAsia="Times New Roman" w:hAnsi="Times New Roman" w:cs="Times New Roman"/>
+          <w:sz w:val="32"/>
+          <w:szCs w:val="32"/>
           <w:lang w:eastAsia="fr-FR"/>
         </w:rPr>
         <w:t>/        → Interface utilisateur (ce que l'utilisateur voit)</w:t>
@@ -1796,18 +1810,19 @@
     <w:p>
       <w:pPr>
         <w:spacing w:after="0" w:line="240" w:lineRule="auto"/>
-        <w:rPr>
-          <w:rFonts w:ascii="Times New Roman" w:eastAsia="Times New Roman" w:hAnsi="Times New Roman" w:cs="Times New Roman"/>
-          <w:sz w:val="24"/>
-          <w:szCs w:val="24"/>
-          <w:lang w:eastAsia="fr-FR"/>
-        </w:rPr>
-      </w:pPr>
-      <w:r>
-        <w:rPr>
-          <w:rFonts w:ascii="Times New Roman" w:eastAsia="Times New Roman" w:hAnsi="Times New Roman" w:cs="Times New Roman"/>
-          <w:sz w:val="24"/>
-          <w:szCs w:val="24"/>
+        <w:jc w:val="both"/>
+        <w:rPr>
+          <w:rFonts w:ascii="Times New Roman" w:eastAsia="Times New Roman" w:hAnsi="Times New Roman" w:cs="Times New Roman"/>
+          <w:sz w:val="32"/>
+          <w:szCs w:val="32"/>
+          <w:lang w:eastAsia="fr-FR"/>
+        </w:rPr>
+      </w:pPr>
+      <w:r>
+        <w:rPr>
+          <w:rFonts w:ascii="Times New Roman" w:eastAsia="Times New Roman" w:hAnsi="Times New Roman" w:cs="Times New Roman"/>
+          <w:sz w:val="32"/>
+          <w:szCs w:val="32"/>
           <w:lang w:eastAsia="fr-FR"/>
         </w:rPr>
         <w:pict>
@@ -1818,13 +1833,14 @@
     <w:p>
       <w:pPr>
         <w:spacing w:before="100" w:beforeAutospacing="1" w:after="100" w:afterAutospacing="1" w:line="240" w:lineRule="auto"/>
+        <w:jc w:val="both"/>
         <w:outlineLvl w:val="2"/>
         <w:rPr>
           <w:rFonts w:ascii="Times New Roman" w:eastAsia="Times New Roman" w:hAnsi="Times New Roman" w:cs="Times New Roman"/>
           <w:b/>
           <w:bCs/>
-          <w:sz w:val="27"/>
-          <w:szCs w:val="27"/>
+          <w:sz w:val="32"/>
+          <w:szCs w:val="32"/>
           <w:lang w:eastAsia="fr-FR"/>
         </w:rPr>
       </w:pPr>
@@ -1833,8 +1849,8 @@
           <w:rFonts w:ascii="Times New Roman" w:eastAsia="Times New Roman" w:hAnsi="Times New Roman" w:cs="Times New Roman"/>
           <w:b/>
           <w:bCs/>
-          <w:sz w:val="27"/>
-          <w:szCs w:val="27"/>
+          <w:sz w:val="32"/>
+          <w:szCs w:val="32"/>
           <w:lang w:eastAsia="fr-FR"/>
         </w:rPr>
         <w:t>BACKEND</w:t>
@@ -1843,23 +1859,24 @@
     <w:p>
       <w:pPr>
         <w:spacing w:before="100" w:beforeAutospacing="1" w:after="100" w:afterAutospacing="1" w:line="240" w:lineRule="auto"/>
+        <w:jc w:val="both"/>
         <w:outlineLvl w:val="3"/>
         <w:rPr>
           <w:rFonts w:ascii="Times New Roman" w:eastAsia="Times New Roman" w:hAnsi="Times New Roman" w:cs="Times New Roman"/>
           <w:b/>
           <w:bCs/>
-          <w:sz w:val="24"/>
-          <w:szCs w:val="24"/>
-          <w:lang w:eastAsia="fr-FR"/>
-        </w:rPr>
-      </w:pPr>
-      <w:r>
-        <w:rPr>
-          <w:rFonts w:ascii="Courier New" w:eastAsia="Times New Roman" w:hAnsi="Courier New" w:cs="Courier New"/>
+          <w:sz w:val="32"/>
+          <w:szCs w:val="32"/>
+          <w:lang w:eastAsia="fr-FR"/>
+        </w:rPr>
+      </w:pPr>
+      <w:r>
+        <w:rPr>
+          <w:rFonts w:ascii="Times New Roman" w:eastAsia="Times New Roman" w:hAnsi="Times New Roman" w:cs="Times New Roman"/>
           <w:b/>
           <w:bCs/>
-          <w:sz w:val="20"/>
-          <w:szCs w:val="20"/>
+          <w:sz w:val="32"/>
+          <w:szCs w:val="32"/>
           <w:lang w:eastAsia="fr-FR"/>
         </w:rPr>
         <w:t>server.js</w:t>
@@ -1868,18 +1885,19 @@
     <w:p>
       <w:pPr>
         <w:spacing w:before="100" w:beforeAutospacing="1" w:after="100" w:afterAutospacing="1" w:line="240" w:lineRule="auto"/>
-        <w:rPr>
-          <w:rFonts w:ascii="Times New Roman" w:eastAsia="Times New Roman" w:hAnsi="Times New Roman" w:cs="Times New Roman"/>
-          <w:sz w:val="24"/>
-          <w:szCs w:val="24"/>
-          <w:lang w:eastAsia="fr-FR"/>
-        </w:rPr>
-      </w:pPr>
-      <w:r>
-        <w:rPr>
-          <w:rFonts w:ascii="Times New Roman" w:eastAsia="Times New Roman" w:hAnsi="Times New Roman" w:cs="Times New Roman"/>
-          <w:sz w:val="24"/>
-          <w:szCs w:val="24"/>
+        <w:jc w:val="both"/>
+        <w:rPr>
+          <w:rFonts w:ascii="Times New Roman" w:eastAsia="Times New Roman" w:hAnsi="Times New Roman" w:cs="Times New Roman"/>
+          <w:sz w:val="32"/>
+          <w:szCs w:val="32"/>
+          <w:lang w:eastAsia="fr-FR"/>
+        </w:rPr>
+      </w:pPr>
+      <w:r>
+        <w:rPr>
+          <w:rFonts w:ascii="Times New Roman" w:eastAsia="Times New Roman" w:hAnsi="Times New Roman" w:cs="Times New Roman"/>
+          <w:sz w:val="32"/>
+          <w:szCs w:val="32"/>
           <w:lang w:eastAsia="fr-FR"/>
         </w:rPr>
         <w:t xml:space="preserve">C'est le </w:t>
@@ -1889,8 +1907,8 @@
           <w:rFonts w:ascii="Times New Roman" w:eastAsia="Times New Roman" w:hAnsi="Times New Roman" w:cs="Times New Roman"/>
           <w:b/>
           <w:bCs/>
-          <w:sz w:val="24"/>
-          <w:szCs w:val="24"/>
+          <w:sz w:val="32"/>
+          <w:szCs w:val="32"/>
           <w:lang w:eastAsia="fr-FR"/>
         </w:rPr>
         <w:t>point d'entrée</w:t>
@@ -1898,8 +1916,8 @@
       <w:r>
         <w:rPr>
           <w:rFonts w:ascii="Times New Roman" w:eastAsia="Times New Roman" w:hAnsi="Times New Roman" w:cs="Times New Roman"/>
-          <w:sz w:val="24"/>
-          <w:szCs w:val="24"/>
+          <w:sz w:val="32"/>
+          <w:szCs w:val="32"/>
           <w:lang w:eastAsia="fr-FR"/>
         </w:rPr>
         <w:t xml:space="preserve"> du serveur. Il démarre l'application sur le port 3000 et connecte toutes les routes.</w:t>
@@ -1908,23 +1926,24 @@
     <w:p>
       <w:pPr>
         <w:spacing w:before="100" w:beforeAutospacing="1" w:after="100" w:afterAutospacing="1" w:line="240" w:lineRule="auto"/>
+        <w:jc w:val="both"/>
         <w:outlineLvl w:val="3"/>
         <w:rPr>
           <w:rFonts w:ascii="Times New Roman" w:eastAsia="Times New Roman" w:hAnsi="Times New Roman" w:cs="Times New Roman"/>
           <w:b/>
           <w:bCs/>
-          <w:sz w:val="24"/>
-          <w:szCs w:val="24"/>
-          <w:lang w:eastAsia="fr-FR"/>
-        </w:rPr>
-      </w:pPr>
-      <w:r>
-        <w:rPr>
-          <w:rFonts w:ascii="Courier New" w:eastAsia="Times New Roman" w:hAnsi="Courier New" w:cs="Courier New"/>
+          <w:sz w:val="32"/>
+          <w:szCs w:val="32"/>
+          <w:lang w:eastAsia="fr-FR"/>
+        </w:rPr>
+      </w:pPr>
+      <w:r>
+        <w:rPr>
+          <w:rFonts w:ascii="Times New Roman" w:eastAsia="Times New Roman" w:hAnsi="Times New Roman" w:cs="Times New Roman"/>
           <w:b/>
           <w:bCs/>
-          <w:sz w:val="20"/>
-          <w:szCs w:val="20"/>
+          <w:sz w:val="32"/>
+          <w:szCs w:val="32"/>
           <w:lang w:eastAsia="fr-FR"/>
         </w:rPr>
         <w:t>config/db.js</w:t>
@@ -1933,18 +1952,19 @@
     <w:p>
       <w:pPr>
         <w:spacing w:before="100" w:beforeAutospacing="1" w:after="100" w:afterAutospacing="1" w:line="240" w:lineRule="auto"/>
-        <w:rPr>
-          <w:rFonts w:ascii="Times New Roman" w:eastAsia="Times New Roman" w:hAnsi="Times New Roman" w:cs="Times New Roman"/>
-          <w:sz w:val="24"/>
-          <w:szCs w:val="24"/>
-          <w:lang w:eastAsia="fr-FR"/>
-        </w:rPr>
-      </w:pPr>
-      <w:r>
-        <w:rPr>
-          <w:rFonts w:ascii="Times New Roman" w:eastAsia="Times New Roman" w:hAnsi="Times New Roman" w:cs="Times New Roman"/>
-          <w:sz w:val="24"/>
-          <w:szCs w:val="24"/>
+        <w:jc w:val="both"/>
+        <w:rPr>
+          <w:rFonts w:ascii="Times New Roman" w:eastAsia="Times New Roman" w:hAnsi="Times New Roman" w:cs="Times New Roman"/>
+          <w:sz w:val="32"/>
+          <w:szCs w:val="32"/>
+          <w:lang w:eastAsia="fr-FR"/>
+        </w:rPr>
+      </w:pPr>
+      <w:r>
+        <w:rPr>
+          <w:rFonts w:ascii="Times New Roman" w:eastAsia="Times New Roman" w:hAnsi="Times New Roman" w:cs="Times New Roman"/>
+          <w:sz w:val="32"/>
+          <w:szCs w:val="32"/>
           <w:lang w:eastAsia="fr-FR"/>
         </w:rPr>
         <w:t xml:space="preserve">Gère la </w:t>
@@ -1954,8 +1974,8 @@
           <w:rFonts w:ascii="Times New Roman" w:eastAsia="Times New Roman" w:hAnsi="Times New Roman" w:cs="Times New Roman"/>
           <w:b/>
           <w:bCs/>
-          <w:sz w:val="24"/>
-          <w:szCs w:val="24"/>
+          <w:sz w:val="32"/>
+          <w:szCs w:val="32"/>
           <w:lang w:eastAsia="fr-FR"/>
         </w:rPr>
         <w:t>connexion à la base de données</w:t>
@@ -1963,8 +1983,8 @@
       <w:r>
         <w:rPr>
           <w:rFonts w:ascii="Times New Roman" w:eastAsia="Times New Roman" w:hAnsi="Times New Roman" w:cs="Times New Roman"/>
-          <w:sz w:val="24"/>
-          <w:szCs w:val="24"/>
+          <w:sz w:val="32"/>
+          <w:szCs w:val="32"/>
           <w:lang w:eastAsia="fr-FR"/>
         </w:rPr>
         <w:t xml:space="preserve"> MySQL. Tous les fichiers qui ont besoin de la base de données l'importent depuis ici.</w:t>
@@ -1973,23 +1993,24 @@
     <w:p>
       <w:pPr>
         <w:spacing w:before="100" w:beforeAutospacing="1" w:after="100" w:afterAutospacing="1" w:line="240" w:lineRule="auto"/>
+        <w:jc w:val="both"/>
         <w:outlineLvl w:val="3"/>
         <w:rPr>
           <w:rFonts w:ascii="Times New Roman" w:eastAsia="Times New Roman" w:hAnsi="Times New Roman" w:cs="Times New Roman"/>
           <w:b/>
           <w:bCs/>
-          <w:sz w:val="24"/>
-          <w:szCs w:val="24"/>
-          <w:lang w:eastAsia="fr-FR"/>
-        </w:rPr>
-      </w:pPr>
-      <w:r>
-        <w:rPr>
-          <w:rFonts w:ascii="Courier New" w:eastAsia="Times New Roman" w:hAnsi="Courier New" w:cs="Courier New"/>
+          <w:sz w:val="32"/>
+          <w:szCs w:val="32"/>
+          <w:lang w:eastAsia="fr-FR"/>
+        </w:rPr>
+      </w:pPr>
+      <w:r>
+        <w:rPr>
+          <w:rFonts w:ascii="Times New Roman" w:eastAsia="Times New Roman" w:hAnsi="Times New Roman" w:cs="Times New Roman"/>
           <w:b/>
           <w:bCs/>
-          <w:sz w:val="20"/>
-          <w:szCs w:val="20"/>
+          <w:sz w:val="32"/>
+          <w:szCs w:val="32"/>
           <w:lang w:eastAsia="fr-FR"/>
         </w:rPr>
         <w:t>middlewares/authMiddleware.js</w:t>
@@ -1998,18 +2019,19 @@
     <w:p>
       <w:pPr>
         <w:spacing w:before="100" w:beforeAutospacing="1" w:after="100" w:afterAutospacing="1" w:line="240" w:lineRule="auto"/>
-        <w:rPr>
-          <w:rFonts w:ascii="Times New Roman" w:eastAsia="Times New Roman" w:hAnsi="Times New Roman" w:cs="Times New Roman"/>
-          <w:sz w:val="24"/>
-          <w:szCs w:val="24"/>
-          <w:lang w:eastAsia="fr-FR"/>
-        </w:rPr>
-      </w:pPr>
-      <w:r>
-        <w:rPr>
-          <w:rFonts w:ascii="Times New Roman" w:eastAsia="Times New Roman" w:hAnsi="Times New Roman" w:cs="Times New Roman"/>
-          <w:sz w:val="24"/>
-          <w:szCs w:val="24"/>
+        <w:jc w:val="both"/>
+        <w:rPr>
+          <w:rFonts w:ascii="Times New Roman" w:eastAsia="Times New Roman" w:hAnsi="Times New Roman" w:cs="Times New Roman"/>
+          <w:sz w:val="32"/>
+          <w:szCs w:val="32"/>
+          <w:lang w:eastAsia="fr-FR"/>
+        </w:rPr>
+      </w:pPr>
+      <w:r>
+        <w:rPr>
+          <w:rFonts w:ascii="Times New Roman" w:eastAsia="Times New Roman" w:hAnsi="Times New Roman" w:cs="Times New Roman"/>
+          <w:sz w:val="32"/>
+          <w:szCs w:val="32"/>
           <w:lang w:eastAsia="fr-FR"/>
         </w:rPr>
         <w:t xml:space="preserve">C'est le </w:t>
@@ -2019,8 +2041,8 @@
           <w:rFonts w:ascii="Times New Roman" w:eastAsia="Times New Roman" w:hAnsi="Times New Roman" w:cs="Times New Roman"/>
           <w:b/>
           <w:bCs/>
-          <w:sz w:val="24"/>
-          <w:szCs w:val="24"/>
+          <w:sz w:val="32"/>
+          <w:szCs w:val="32"/>
           <w:lang w:eastAsia="fr-FR"/>
         </w:rPr>
         <w:t>gardien de sécurité</w:t>
@@ -2028,8 +2050,8 @@
       <w:r>
         <w:rPr>
           <w:rFonts w:ascii="Times New Roman" w:eastAsia="Times New Roman" w:hAnsi="Times New Roman" w:cs="Times New Roman"/>
-          <w:sz w:val="24"/>
-          <w:szCs w:val="24"/>
+          <w:sz w:val="32"/>
+          <w:szCs w:val="32"/>
           <w:lang w:eastAsia="fr-FR"/>
         </w:rPr>
         <w:t xml:space="preserve">. Il vérifie que chaque requête contient un </w:t>
@@ -2038,8 +2060,8 @@
       <w:r>
         <w:rPr>
           <w:rFonts w:ascii="Times New Roman" w:eastAsia="Times New Roman" w:hAnsi="Times New Roman" w:cs="Times New Roman"/>
-          <w:sz w:val="24"/>
-          <w:szCs w:val="24"/>
+          <w:sz w:val="32"/>
+          <w:szCs w:val="32"/>
           <w:lang w:eastAsia="fr-FR"/>
         </w:rPr>
         <w:t>token</w:t>
@@ -2048,8 +2070,8 @@
       <w:r>
         <w:rPr>
           <w:rFonts w:ascii="Times New Roman" w:eastAsia="Times New Roman" w:hAnsi="Times New Roman" w:cs="Times New Roman"/>
-          <w:sz w:val="24"/>
-          <w:szCs w:val="24"/>
+          <w:sz w:val="32"/>
+          <w:szCs w:val="32"/>
           <w:lang w:eastAsia="fr-FR"/>
         </w:rPr>
         <w:t xml:space="preserve"> valide avant d'autoriser l'accès aux données.</w:t>
@@ -2058,13 +2080,14 @@
     <w:p>
       <w:pPr>
         <w:spacing w:before="100" w:beforeAutospacing="1" w:after="100" w:afterAutospacing="1" w:line="240" w:lineRule="auto"/>
+        <w:jc w:val="both"/>
         <w:outlineLvl w:val="3"/>
         <w:rPr>
           <w:rFonts w:ascii="Times New Roman" w:eastAsia="Times New Roman" w:hAnsi="Times New Roman" w:cs="Times New Roman"/>
           <w:b/>
           <w:bCs/>
-          <w:sz w:val="24"/>
-          <w:szCs w:val="24"/>
+          <w:sz w:val="32"/>
+          <w:szCs w:val="32"/>
           <w:lang w:eastAsia="fr-FR"/>
         </w:rPr>
       </w:pPr>
@@ -2074,8 +2097,8 @@
           <w:rFonts w:ascii="Times New Roman" w:eastAsia="Times New Roman" w:hAnsi="Times New Roman" w:cs="Times New Roman"/>
           <w:b/>
           <w:bCs/>
-          <w:sz w:val="24"/>
-          <w:szCs w:val="24"/>
+          <w:sz w:val="32"/>
+          <w:szCs w:val="32"/>
           <w:lang w:eastAsia="fr-FR"/>
         </w:rPr>
         <w:t>Controllers</w:t>
@@ -2085,18 +2108,19 @@
     <w:p>
       <w:pPr>
         <w:spacing w:before="100" w:beforeAutospacing="1" w:after="100" w:afterAutospacing="1" w:line="240" w:lineRule="auto"/>
-        <w:rPr>
-          <w:rFonts w:ascii="Times New Roman" w:eastAsia="Times New Roman" w:hAnsi="Times New Roman" w:cs="Times New Roman"/>
-          <w:sz w:val="24"/>
-          <w:szCs w:val="24"/>
-          <w:lang w:eastAsia="fr-FR"/>
-        </w:rPr>
-      </w:pPr>
-      <w:r>
-        <w:rPr>
-          <w:rFonts w:ascii="Times New Roman" w:eastAsia="Times New Roman" w:hAnsi="Times New Roman" w:cs="Times New Roman"/>
-          <w:sz w:val="24"/>
-          <w:szCs w:val="24"/>
+        <w:jc w:val="both"/>
+        <w:rPr>
+          <w:rFonts w:ascii="Times New Roman" w:eastAsia="Times New Roman" w:hAnsi="Times New Roman" w:cs="Times New Roman"/>
+          <w:sz w:val="32"/>
+          <w:szCs w:val="32"/>
+          <w:lang w:eastAsia="fr-FR"/>
+        </w:rPr>
+      </w:pPr>
+      <w:r>
+        <w:rPr>
+          <w:rFonts w:ascii="Times New Roman" w:eastAsia="Times New Roman" w:hAnsi="Times New Roman" w:cs="Times New Roman"/>
+          <w:sz w:val="32"/>
+          <w:szCs w:val="32"/>
           <w:lang w:eastAsia="fr-FR"/>
         </w:rPr>
         <w:t xml:space="preserve">Ce sont les </w:t>
@@ -2106,8 +2130,8 @@
           <w:rFonts w:ascii="Times New Roman" w:eastAsia="Times New Roman" w:hAnsi="Times New Roman" w:cs="Times New Roman"/>
           <w:b/>
           <w:bCs/>
-          <w:sz w:val="24"/>
-          <w:szCs w:val="24"/>
+          <w:sz w:val="32"/>
+          <w:szCs w:val="32"/>
           <w:lang w:eastAsia="fr-FR"/>
         </w:rPr>
         <w:t>cerveaux de chaque fonctionnalité</w:t>
@@ -2115,8 +2139,8 @@
       <w:r>
         <w:rPr>
           <w:rFonts w:ascii="Times New Roman" w:eastAsia="Times New Roman" w:hAnsi="Times New Roman" w:cs="Times New Roman"/>
-          <w:sz w:val="24"/>
-          <w:szCs w:val="24"/>
+          <w:sz w:val="32"/>
+          <w:szCs w:val="32"/>
           <w:lang w:eastAsia="fr-FR"/>
         </w:rPr>
         <w:t xml:space="preserve"> :</w:t>
@@ -2129,30 +2153,22 @@
           <w:numId w:val="1"/>
         </w:numPr>
         <w:spacing w:before="100" w:beforeAutospacing="1" w:after="100" w:afterAutospacing="1" w:line="240" w:lineRule="auto"/>
-        <w:rPr>
-          <w:rFonts w:ascii="Times New Roman" w:eastAsia="Times New Roman" w:hAnsi="Times New Roman" w:cs="Times New Roman"/>
-          <w:sz w:val="24"/>
-          <w:szCs w:val="24"/>
-          <w:lang w:eastAsia="fr-FR"/>
-        </w:rPr>
-      </w:pPr>
-      <w:r>
-        <w:rPr>
-          <w:rFonts w:ascii="Courier New" w:eastAsia="Times New Roman" w:hAnsi="Courier New" w:cs="Courier New"/>
-          <w:sz w:val="20"/>
-          <w:szCs w:val="20"/>
-          <w:lang w:eastAsia="fr-FR"/>
-        </w:rPr>
-        <w:t>authController.js</w:t>
-      </w:r>
-      <w:r>
-        <w:rPr>
-          <w:rFonts w:ascii="Times New Roman" w:eastAsia="Times New Roman" w:hAnsi="Times New Roman" w:cs="Times New Roman"/>
-          <w:sz w:val="24"/>
-          <w:szCs w:val="24"/>
-          <w:lang w:eastAsia="fr-FR"/>
-        </w:rPr>
-        <w:t xml:space="preserve"> → Gère la connexion</w:t>
+        <w:jc w:val="both"/>
+        <w:rPr>
+          <w:rFonts w:ascii="Times New Roman" w:eastAsia="Times New Roman" w:hAnsi="Times New Roman" w:cs="Times New Roman"/>
+          <w:sz w:val="32"/>
+          <w:szCs w:val="32"/>
+          <w:lang w:eastAsia="fr-FR"/>
+        </w:rPr>
+      </w:pPr>
+      <w:r>
+        <w:rPr>
+          <w:rFonts w:ascii="Times New Roman" w:eastAsia="Times New Roman" w:hAnsi="Times New Roman" w:cs="Times New Roman"/>
+          <w:sz w:val="32"/>
+          <w:szCs w:val="32"/>
+          <w:lang w:eastAsia="fr-FR"/>
+        </w:rPr>
+        <w:t>authController.js → Gère la connexion</w:t>
       </w:r>
     </w:p>
     <w:p>
@@ -2162,30 +2178,22 @@
           <w:numId w:val="1"/>
         </w:numPr>
         <w:spacing w:before="100" w:beforeAutospacing="1" w:after="100" w:afterAutospacing="1" w:line="240" w:lineRule="auto"/>
-        <w:rPr>
-          <w:rFonts w:ascii="Times New Roman" w:eastAsia="Times New Roman" w:hAnsi="Times New Roman" w:cs="Times New Roman"/>
-          <w:sz w:val="24"/>
-          <w:szCs w:val="24"/>
-          <w:lang w:eastAsia="fr-FR"/>
-        </w:rPr>
-      </w:pPr>
-      <w:r>
-        <w:rPr>
-          <w:rFonts w:ascii="Courier New" w:eastAsia="Times New Roman" w:hAnsi="Courier New" w:cs="Courier New"/>
-          <w:sz w:val="20"/>
-          <w:szCs w:val="20"/>
-          <w:lang w:eastAsia="fr-FR"/>
-        </w:rPr>
-        <w:t>enseignantsController.js</w:t>
-      </w:r>
-      <w:r>
-        <w:rPr>
-          <w:rFonts w:ascii="Times New Roman" w:eastAsia="Times New Roman" w:hAnsi="Times New Roman" w:cs="Times New Roman"/>
-          <w:sz w:val="24"/>
-          <w:szCs w:val="24"/>
-          <w:lang w:eastAsia="fr-FR"/>
-        </w:rPr>
-        <w:t xml:space="preserve"> → Ajouter, modifier, supprimer les enseignants</w:t>
+        <w:jc w:val="both"/>
+        <w:rPr>
+          <w:rFonts w:ascii="Times New Roman" w:eastAsia="Times New Roman" w:hAnsi="Times New Roman" w:cs="Times New Roman"/>
+          <w:sz w:val="32"/>
+          <w:szCs w:val="32"/>
+          <w:lang w:eastAsia="fr-FR"/>
+        </w:rPr>
+      </w:pPr>
+      <w:r>
+        <w:rPr>
+          <w:rFonts w:ascii="Times New Roman" w:eastAsia="Times New Roman" w:hAnsi="Times New Roman" w:cs="Times New Roman"/>
+          <w:sz w:val="32"/>
+          <w:szCs w:val="32"/>
+          <w:lang w:eastAsia="fr-FR"/>
+        </w:rPr>
+        <w:t>enseignantsController.js → Ajouter, modifier, supprimer les enseignants</w:t>
       </w:r>
     </w:p>
     <w:p>
@@ -2195,30 +2203,22 @@
           <w:numId w:val="1"/>
         </w:numPr>
         <w:spacing w:before="100" w:beforeAutospacing="1" w:after="100" w:afterAutospacing="1" w:line="240" w:lineRule="auto"/>
-        <w:rPr>
-          <w:rFonts w:ascii="Times New Roman" w:eastAsia="Times New Roman" w:hAnsi="Times New Roman" w:cs="Times New Roman"/>
-          <w:sz w:val="24"/>
-          <w:szCs w:val="24"/>
-          <w:lang w:eastAsia="fr-FR"/>
-        </w:rPr>
-      </w:pPr>
-      <w:r>
-        <w:rPr>
-          <w:rFonts w:ascii="Courier New" w:eastAsia="Times New Roman" w:hAnsi="Courier New" w:cs="Courier New"/>
-          <w:sz w:val="20"/>
-          <w:szCs w:val="20"/>
-          <w:lang w:eastAsia="fr-FR"/>
-        </w:rPr>
-        <w:t>matieresController.js</w:t>
-      </w:r>
-      <w:r>
-        <w:rPr>
-          <w:rFonts w:ascii="Times New Roman" w:eastAsia="Times New Roman" w:hAnsi="Times New Roman" w:cs="Times New Roman"/>
-          <w:sz w:val="24"/>
-          <w:szCs w:val="24"/>
-          <w:lang w:eastAsia="fr-FR"/>
-        </w:rPr>
-        <w:t xml:space="preserve"> → Gérer les matières</w:t>
+        <w:jc w:val="both"/>
+        <w:rPr>
+          <w:rFonts w:ascii="Times New Roman" w:eastAsia="Times New Roman" w:hAnsi="Times New Roman" w:cs="Times New Roman"/>
+          <w:sz w:val="32"/>
+          <w:szCs w:val="32"/>
+          <w:lang w:eastAsia="fr-FR"/>
+        </w:rPr>
+      </w:pPr>
+      <w:r>
+        <w:rPr>
+          <w:rFonts w:ascii="Times New Roman" w:eastAsia="Times New Roman" w:hAnsi="Times New Roman" w:cs="Times New Roman"/>
+          <w:sz w:val="32"/>
+          <w:szCs w:val="32"/>
+          <w:lang w:eastAsia="fr-FR"/>
+        </w:rPr>
+        <w:t>matieresController.js → Gérer les matières</w:t>
       </w:r>
     </w:p>
     <w:p>
@@ -2228,30 +2228,22 @@
           <w:numId w:val="1"/>
         </w:numPr>
         <w:spacing w:before="100" w:beforeAutospacing="1" w:after="100" w:afterAutospacing="1" w:line="240" w:lineRule="auto"/>
-        <w:rPr>
-          <w:rFonts w:ascii="Times New Roman" w:eastAsia="Times New Roman" w:hAnsi="Times New Roman" w:cs="Times New Roman"/>
-          <w:sz w:val="24"/>
-          <w:szCs w:val="24"/>
-          <w:lang w:eastAsia="fr-FR"/>
-        </w:rPr>
-      </w:pPr>
-      <w:r>
-        <w:rPr>
-          <w:rFonts w:ascii="Courier New" w:eastAsia="Times New Roman" w:hAnsi="Courier New" w:cs="Courier New"/>
-          <w:sz w:val="20"/>
-          <w:szCs w:val="20"/>
-          <w:lang w:eastAsia="fr-FR"/>
-        </w:rPr>
-        <w:t>heuresController.js</w:t>
-      </w:r>
-      <w:r>
-        <w:rPr>
-          <w:rFonts w:ascii="Times New Roman" w:eastAsia="Times New Roman" w:hAnsi="Times New Roman" w:cs="Times New Roman"/>
-          <w:sz w:val="24"/>
-          <w:szCs w:val="24"/>
-          <w:lang w:eastAsia="fr-FR"/>
-        </w:rPr>
-        <w:t xml:space="preserve"> → Saisir et calculer les heures</w:t>
+        <w:jc w:val="both"/>
+        <w:rPr>
+          <w:rFonts w:ascii="Times New Roman" w:eastAsia="Times New Roman" w:hAnsi="Times New Roman" w:cs="Times New Roman"/>
+          <w:sz w:val="32"/>
+          <w:szCs w:val="32"/>
+          <w:lang w:eastAsia="fr-FR"/>
+        </w:rPr>
+      </w:pPr>
+      <w:r>
+        <w:rPr>
+          <w:rFonts w:ascii="Times New Roman" w:eastAsia="Times New Roman" w:hAnsi="Times New Roman" w:cs="Times New Roman"/>
+          <w:sz w:val="32"/>
+          <w:szCs w:val="32"/>
+          <w:lang w:eastAsia="fr-FR"/>
+        </w:rPr>
+        <w:t>heuresController.js → Saisir et calculer les heures</w:t>
       </w:r>
     </w:p>
     <w:p>
@@ -2261,30 +2253,22 @@
           <w:numId w:val="1"/>
         </w:numPr>
         <w:spacing w:before="100" w:beforeAutospacing="1" w:after="100" w:afterAutospacing="1" w:line="240" w:lineRule="auto"/>
-        <w:rPr>
-          <w:rFonts w:ascii="Times New Roman" w:eastAsia="Times New Roman" w:hAnsi="Times New Roman" w:cs="Times New Roman"/>
-          <w:sz w:val="24"/>
-          <w:szCs w:val="24"/>
-          <w:lang w:eastAsia="fr-FR"/>
-        </w:rPr>
-      </w:pPr>
-      <w:r>
-        <w:rPr>
-          <w:rFonts w:ascii="Courier New" w:eastAsia="Times New Roman" w:hAnsi="Courier New" w:cs="Courier New"/>
-          <w:sz w:val="20"/>
-          <w:szCs w:val="20"/>
-          <w:lang w:eastAsia="fr-FR"/>
-        </w:rPr>
-        <w:t>utilisateursController.js</w:t>
-      </w:r>
-      <w:r>
-        <w:rPr>
-          <w:rFonts w:ascii="Times New Roman" w:eastAsia="Times New Roman" w:hAnsi="Times New Roman" w:cs="Times New Roman"/>
-          <w:sz w:val="24"/>
-          <w:szCs w:val="24"/>
-          <w:lang w:eastAsia="fr-FR"/>
-        </w:rPr>
-        <w:t xml:space="preserve"> → Créer les comptes</w:t>
+        <w:jc w:val="both"/>
+        <w:rPr>
+          <w:rFonts w:ascii="Times New Roman" w:eastAsia="Times New Roman" w:hAnsi="Times New Roman" w:cs="Times New Roman"/>
+          <w:sz w:val="32"/>
+          <w:szCs w:val="32"/>
+          <w:lang w:eastAsia="fr-FR"/>
+        </w:rPr>
+      </w:pPr>
+      <w:r>
+        <w:rPr>
+          <w:rFonts w:ascii="Times New Roman" w:eastAsia="Times New Roman" w:hAnsi="Times New Roman" w:cs="Times New Roman"/>
+          <w:sz w:val="32"/>
+          <w:szCs w:val="32"/>
+          <w:lang w:eastAsia="fr-FR"/>
+        </w:rPr>
+        <w:t>utilisateursController.js → Créer les comptes</w:t>
       </w:r>
     </w:p>
     <w:p>
@@ -2294,30 +2278,22 @@
           <w:numId w:val="1"/>
         </w:numPr>
         <w:spacing w:before="100" w:beforeAutospacing="1" w:after="100" w:afterAutospacing="1" w:line="240" w:lineRule="auto"/>
-        <w:rPr>
-          <w:rFonts w:ascii="Times New Roman" w:eastAsia="Times New Roman" w:hAnsi="Times New Roman" w:cs="Times New Roman"/>
-          <w:sz w:val="24"/>
-          <w:szCs w:val="24"/>
-          <w:lang w:eastAsia="fr-FR"/>
-        </w:rPr>
-      </w:pPr>
-      <w:r>
-        <w:rPr>
-          <w:rFonts w:ascii="Courier New" w:eastAsia="Times New Roman" w:hAnsi="Courier New" w:cs="Courier New"/>
-          <w:sz w:val="20"/>
-          <w:szCs w:val="20"/>
-          <w:lang w:eastAsia="fr-FR"/>
-        </w:rPr>
-        <w:t>statistiquesController.js</w:t>
-      </w:r>
-      <w:r>
-        <w:rPr>
-          <w:rFonts w:ascii="Times New Roman" w:eastAsia="Times New Roman" w:hAnsi="Times New Roman" w:cs="Times New Roman"/>
-          <w:sz w:val="24"/>
-          <w:szCs w:val="24"/>
-          <w:lang w:eastAsia="fr-FR"/>
-        </w:rPr>
-        <w:t xml:space="preserve"> → Calculer les statistiques</w:t>
+        <w:jc w:val="both"/>
+        <w:rPr>
+          <w:rFonts w:ascii="Times New Roman" w:eastAsia="Times New Roman" w:hAnsi="Times New Roman" w:cs="Times New Roman"/>
+          <w:sz w:val="32"/>
+          <w:szCs w:val="32"/>
+          <w:lang w:eastAsia="fr-FR"/>
+        </w:rPr>
+      </w:pPr>
+      <w:r>
+        <w:rPr>
+          <w:rFonts w:ascii="Times New Roman" w:eastAsia="Times New Roman" w:hAnsi="Times New Roman" w:cs="Times New Roman"/>
+          <w:sz w:val="32"/>
+          <w:szCs w:val="32"/>
+          <w:lang w:eastAsia="fr-FR"/>
+        </w:rPr>
+        <w:t>statistiquesController.js → Calculer les statistiques</w:t>
       </w:r>
     </w:p>
     <w:p>
@@ -2327,30 +2303,22 @@
           <w:numId w:val="1"/>
         </w:numPr>
         <w:spacing w:before="100" w:beforeAutospacing="1" w:after="100" w:afterAutospacing="1" w:line="240" w:lineRule="auto"/>
-        <w:rPr>
-          <w:rFonts w:ascii="Times New Roman" w:eastAsia="Times New Roman" w:hAnsi="Times New Roman" w:cs="Times New Roman"/>
-          <w:sz w:val="24"/>
-          <w:szCs w:val="24"/>
-          <w:lang w:eastAsia="fr-FR"/>
-        </w:rPr>
-      </w:pPr>
-      <w:r>
-        <w:rPr>
-          <w:rFonts w:ascii="Courier New" w:eastAsia="Times New Roman" w:hAnsi="Courier New" w:cs="Courier New"/>
-          <w:sz w:val="20"/>
-          <w:szCs w:val="20"/>
-          <w:lang w:eastAsia="fr-FR"/>
-        </w:rPr>
-        <w:t>parametresController.js</w:t>
-      </w:r>
-      <w:r>
-        <w:rPr>
-          <w:rFonts w:ascii="Times New Roman" w:eastAsia="Times New Roman" w:hAnsi="Times New Roman" w:cs="Times New Roman"/>
-          <w:sz w:val="24"/>
-          <w:szCs w:val="24"/>
-          <w:lang w:eastAsia="fr-FR"/>
-        </w:rPr>
-        <w:t xml:space="preserve"> → Gérer l'année académique</w:t>
+        <w:jc w:val="both"/>
+        <w:rPr>
+          <w:rFonts w:ascii="Times New Roman" w:eastAsia="Times New Roman" w:hAnsi="Times New Roman" w:cs="Times New Roman"/>
+          <w:sz w:val="32"/>
+          <w:szCs w:val="32"/>
+          <w:lang w:eastAsia="fr-FR"/>
+        </w:rPr>
+      </w:pPr>
+      <w:r>
+        <w:rPr>
+          <w:rFonts w:ascii="Times New Roman" w:eastAsia="Times New Roman" w:hAnsi="Times New Roman" w:cs="Times New Roman"/>
+          <w:sz w:val="32"/>
+          <w:szCs w:val="32"/>
+          <w:lang w:eastAsia="fr-FR"/>
+        </w:rPr>
+        <w:t>parametresController.js → Gérer l'année académique</w:t>
       </w:r>
     </w:p>
     <w:p>
@@ -2360,30 +2328,22 @@
           <w:numId w:val="1"/>
         </w:numPr>
         <w:spacing w:before="100" w:beforeAutospacing="1" w:after="100" w:afterAutospacing="1" w:line="240" w:lineRule="auto"/>
-        <w:rPr>
-          <w:rFonts w:ascii="Times New Roman" w:eastAsia="Times New Roman" w:hAnsi="Times New Roman" w:cs="Times New Roman"/>
-          <w:sz w:val="24"/>
-          <w:szCs w:val="24"/>
-          <w:lang w:eastAsia="fr-FR"/>
-        </w:rPr>
-      </w:pPr>
-      <w:r>
-        <w:rPr>
-          <w:rFonts w:ascii="Courier New" w:eastAsia="Times New Roman" w:hAnsi="Courier New" w:cs="Courier New"/>
-          <w:sz w:val="20"/>
-          <w:szCs w:val="20"/>
-          <w:lang w:eastAsia="fr-FR"/>
-        </w:rPr>
-        <w:t>exportsController.js</w:t>
-      </w:r>
-      <w:r>
-        <w:rPr>
-          <w:rFonts w:ascii="Times New Roman" w:eastAsia="Times New Roman" w:hAnsi="Times New Roman" w:cs="Times New Roman"/>
-          <w:sz w:val="24"/>
-          <w:szCs w:val="24"/>
-          <w:lang w:eastAsia="fr-FR"/>
-        </w:rPr>
-        <w:t xml:space="preserve"> → Générer PDF et Excel</w:t>
+        <w:jc w:val="both"/>
+        <w:rPr>
+          <w:rFonts w:ascii="Times New Roman" w:eastAsia="Times New Roman" w:hAnsi="Times New Roman" w:cs="Times New Roman"/>
+          <w:sz w:val="32"/>
+          <w:szCs w:val="32"/>
+          <w:lang w:eastAsia="fr-FR"/>
+        </w:rPr>
+      </w:pPr>
+      <w:r>
+        <w:rPr>
+          <w:rFonts w:ascii="Times New Roman" w:eastAsia="Times New Roman" w:hAnsi="Times New Roman" w:cs="Times New Roman"/>
+          <w:sz w:val="32"/>
+          <w:szCs w:val="32"/>
+          <w:lang w:eastAsia="fr-FR"/>
+        </w:rPr>
+        <w:t>exportsController.js → Générer PDF et Excel</w:t>
       </w:r>
     </w:p>
     <w:p>
@@ -2393,42 +2353,35 @@
           <w:numId w:val="1"/>
         </w:numPr>
         <w:spacing w:before="100" w:beforeAutospacing="1" w:after="100" w:afterAutospacing="1" w:line="240" w:lineRule="auto"/>
-        <w:rPr>
-          <w:rFonts w:ascii="Times New Roman" w:eastAsia="Times New Roman" w:hAnsi="Times New Roman" w:cs="Times New Roman"/>
-          <w:sz w:val="24"/>
-          <w:szCs w:val="24"/>
-          <w:lang w:eastAsia="fr-FR"/>
-        </w:rPr>
-      </w:pPr>
-      <w:r>
-        <w:rPr>
-          <w:rFonts w:ascii="Courier New" w:eastAsia="Times New Roman" w:hAnsi="Courier New" w:cs="Courier New"/>
-          <w:sz w:val="20"/>
-          <w:szCs w:val="20"/>
-          <w:lang w:eastAsia="fr-FR"/>
-        </w:rPr>
-        <w:t>importController.js</w:t>
-      </w:r>
-      <w:r>
-        <w:rPr>
-          <w:rFonts w:ascii="Times New Roman" w:eastAsia="Times New Roman" w:hAnsi="Times New Roman" w:cs="Times New Roman"/>
-          <w:sz w:val="24"/>
-          <w:szCs w:val="24"/>
-          <w:lang w:eastAsia="fr-FR"/>
-        </w:rPr>
-        <w:t xml:space="preserve"> → Importer depuis Excel</w:t>
-      </w:r>
-    </w:p>
-    <w:p>
-      <w:pPr>
-        <w:spacing w:before="100" w:beforeAutospacing="1" w:after="100" w:afterAutospacing="1" w:line="240" w:lineRule="auto"/>
+        <w:jc w:val="both"/>
+        <w:rPr>
+          <w:rFonts w:ascii="Times New Roman" w:eastAsia="Times New Roman" w:hAnsi="Times New Roman" w:cs="Times New Roman"/>
+          <w:sz w:val="32"/>
+          <w:szCs w:val="32"/>
+          <w:lang w:eastAsia="fr-FR"/>
+        </w:rPr>
+      </w:pPr>
+      <w:r>
+        <w:rPr>
+          <w:rFonts w:ascii="Times New Roman" w:eastAsia="Times New Roman" w:hAnsi="Times New Roman" w:cs="Times New Roman"/>
+          <w:sz w:val="32"/>
+          <w:szCs w:val="32"/>
+          <w:lang w:eastAsia="fr-FR"/>
+        </w:rPr>
+        <w:t>importController.js → Importer depuis Excel</w:t>
+      </w:r>
+    </w:p>
+    <w:p>
+      <w:pPr>
+        <w:spacing w:before="100" w:beforeAutospacing="1" w:after="100" w:afterAutospacing="1" w:line="240" w:lineRule="auto"/>
+        <w:jc w:val="both"/>
         <w:outlineLvl w:val="3"/>
         <w:rPr>
           <w:rFonts w:ascii="Times New Roman" w:eastAsia="Times New Roman" w:hAnsi="Times New Roman" w:cs="Times New Roman"/>
           <w:b/>
           <w:bCs/>
-          <w:sz w:val="24"/>
-          <w:szCs w:val="24"/>
+          <w:sz w:val="32"/>
+          <w:szCs w:val="32"/>
           <w:lang w:eastAsia="fr-FR"/>
         </w:rPr>
       </w:pPr>
@@ -2437,28 +2390,30 @@
           <w:rFonts w:ascii="Times New Roman" w:eastAsia="Times New Roman" w:hAnsi="Times New Roman" w:cs="Times New Roman"/>
           <w:b/>
           <w:bCs/>
-          <w:sz w:val="24"/>
-          <w:szCs w:val="24"/>
-          <w:lang w:eastAsia="fr-FR"/>
-        </w:rPr>
+          <w:sz w:val="32"/>
+          <w:szCs w:val="32"/>
+          <w:lang w:eastAsia="fr-FR"/>
+        </w:rPr>
+        <w:lastRenderedPageBreak/>
         <w:t>Routes</w:t>
       </w:r>
     </w:p>
     <w:p>
       <w:pPr>
         <w:spacing w:before="100" w:beforeAutospacing="1" w:after="100" w:afterAutospacing="1" w:line="240" w:lineRule="auto"/>
-        <w:rPr>
-          <w:rFonts w:ascii="Times New Roman" w:eastAsia="Times New Roman" w:hAnsi="Times New Roman" w:cs="Times New Roman"/>
-          <w:sz w:val="24"/>
-          <w:szCs w:val="24"/>
-          <w:lang w:eastAsia="fr-FR"/>
-        </w:rPr>
-      </w:pPr>
-      <w:r>
-        <w:rPr>
-          <w:rFonts w:ascii="Times New Roman" w:eastAsia="Times New Roman" w:hAnsi="Times New Roman" w:cs="Times New Roman"/>
-          <w:sz w:val="24"/>
-          <w:szCs w:val="24"/>
+        <w:jc w:val="both"/>
+        <w:rPr>
+          <w:rFonts w:ascii="Times New Roman" w:eastAsia="Times New Roman" w:hAnsi="Times New Roman" w:cs="Times New Roman"/>
+          <w:sz w:val="32"/>
+          <w:szCs w:val="32"/>
+          <w:lang w:eastAsia="fr-FR"/>
+        </w:rPr>
+      </w:pPr>
+      <w:r>
+        <w:rPr>
+          <w:rFonts w:ascii="Times New Roman" w:eastAsia="Times New Roman" w:hAnsi="Times New Roman" w:cs="Times New Roman"/>
+          <w:sz w:val="32"/>
+          <w:szCs w:val="32"/>
           <w:lang w:eastAsia="fr-FR"/>
         </w:rPr>
         <w:t xml:space="preserve">Ce sont les </w:t>
@@ -2468,8 +2423,8 @@
           <w:rFonts w:ascii="Times New Roman" w:eastAsia="Times New Roman" w:hAnsi="Times New Roman" w:cs="Times New Roman"/>
           <w:b/>
           <w:bCs/>
-          <w:sz w:val="24"/>
-          <w:szCs w:val="24"/>
+          <w:sz w:val="32"/>
+          <w:szCs w:val="32"/>
           <w:lang w:eastAsia="fr-FR"/>
         </w:rPr>
         <w:t>adresses URL</w:t>
@@ -2477,8 +2432,8 @@
       <w:r>
         <w:rPr>
           <w:rFonts w:ascii="Times New Roman" w:eastAsia="Times New Roman" w:hAnsi="Times New Roman" w:cs="Times New Roman"/>
-          <w:sz w:val="24"/>
-          <w:szCs w:val="24"/>
+          <w:sz w:val="32"/>
+          <w:szCs w:val="32"/>
           <w:lang w:eastAsia="fr-FR"/>
         </w:rPr>
         <w:t xml:space="preserve"> de l'application. Chaque route relie une URL à un </w:t>
@@ -2487,8 +2442,8 @@
       <w:r>
         <w:rPr>
           <w:rFonts w:ascii="Times New Roman" w:eastAsia="Times New Roman" w:hAnsi="Times New Roman" w:cs="Times New Roman"/>
-          <w:sz w:val="24"/>
-          <w:szCs w:val="24"/>
+          <w:sz w:val="32"/>
+          <w:szCs w:val="32"/>
           <w:lang w:eastAsia="fr-FR"/>
         </w:rPr>
         <w:t>controller</w:t>
@@ -2497,8 +2452,8 @@
       <w:r>
         <w:rPr>
           <w:rFonts w:ascii="Times New Roman" w:eastAsia="Times New Roman" w:hAnsi="Times New Roman" w:cs="Times New Roman"/>
-          <w:sz w:val="24"/>
-          <w:szCs w:val="24"/>
+          <w:sz w:val="32"/>
+          <w:szCs w:val="32"/>
           <w:lang w:eastAsia="fr-FR"/>
         </w:rPr>
         <w:t xml:space="preserve"> :</w:t>
@@ -2511,18 +2466,19 @@
           <w:numId w:val="2"/>
         </w:numPr>
         <w:spacing w:before="100" w:beforeAutospacing="1" w:after="100" w:afterAutospacing="1" w:line="240" w:lineRule="auto"/>
-        <w:rPr>
-          <w:rFonts w:ascii="Times New Roman" w:eastAsia="Times New Roman" w:hAnsi="Times New Roman" w:cs="Times New Roman"/>
-          <w:sz w:val="24"/>
-          <w:szCs w:val="24"/>
-          <w:lang w:eastAsia="fr-FR"/>
-        </w:rPr>
-      </w:pPr>
-      <w:r>
-        <w:rPr>
-          <w:rFonts w:ascii="Courier New" w:eastAsia="Times New Roman" w:hAnsi="Courier New" w:cs="Courier New"/>
-          <w:sz w:val="20"/>
-          <w:szCs w:val="20"/>
+        <w:jc w:val="both"/>
+        <w:rPr>
+          <w:rFonts w:ascii="Times New Roman" w:eastAsia="Times New Roman" w:hAnsi="Times New Roman" w:cs="Times New Roman"/>
+          <w:sz w:val="32"/>
+          <w:szCs w:val="32"/>
+          <w:lang w:eastAsia="fr-FR"/>
+        </w:rPr>
+      </w:pPr>
+      <w:r>
+        <w:rPr>
+          <w:rFonts w:ascii="Times New Roman" w:eastAsia="Times New Roman" w:hAnsi="Times New Roman" w:cs="Times New Roman"/>
+          <w:sz w:val="32"/>
+          <w:szCs w:val="32"/>
           <w:lang w:eastAsia="fr-FR"/>
         </w:rPr>
         <w:t>/api/</w:t>
@@ -2530,9 +2486,9 @@
       <w:proofErr w:type="spellStart"/>
       <w:r>
         <w:rPr>
-          <w:rFonts w:ascii="Courier New" w:eastAsia="Times New Roman" w:hAnsi="Courier New" w:cs="Courier New"/>
-          <w:sz w:val="20"/>
-          <w:szCs w:val="20"/>
+          <w:rFonts w:ascii="Times New Roman" w:eastAsia="Times New Roman" w:hAnsi="Times New Roman" w:cs="Times New Roman"/>
+          <w:sz w:val="32"/>
+          <w:szCs w:val="32"/>
           <w:lang w:eastAsia="fr-FR"/>
         </w:rPr>
         <w:t>auth</w:t>
@@ -2541,8 +2497,8 @@
       <w:r>
         <w:rPr>
           <w:rFonts w:ascii="Times New Roman" w:eastAsia="Times New Roman" w:hAnsi="Times New Roman" w:cs="Times New Roman"/>
-          <w:sz w:val="24"/>
-          <w:szCs w:val="24"/>
+          <w:sz w:val="32"/>
+          <w:szCs w:val="32"/>
           <w:lang w:eastAsia="fr-FR"/>
         </w:rPr>
         <w:t xml:space="preserve"> → authentification</w:t>
@@ -2555,30 +2511,22 @@
           <w:numId w:val="2"/>
         </w:numPr>
         <w:spacing w:before="100" w:beforeAutospacing="1" w:after="100" w:afterAutospacing="1" w:line="240" w:lineRule="auto"/>
-        <w:rPr>
-          <w:rFonts w:ascii="Times New Roman" w:eastAsia="Times New Roman" w:hAnsi="Times New Roman" w:cs="Times New Roman"/>
-          <w:sz w:val="24"/>
-          <w:szCs w:val="24"/>
-          <w:lang w:eastAsia="fr-FR"/>
-        </w:rPr>
-      </w:pPr>
-      <w:r>
-        <w:rPr>
-          <w:rFonts w:ascii="Courier New" w:eastAsia="Times New Roman" w:hAnsi="Courier New" w:cs="Courier New"/>
-          <w:sz w:val="20"/>
-          <w:szCs w:val="20"/>
-          <w:lang w:eastAsia="fr-FR"/>
-        </w:rPr>
-        <w:t>/api/enseignants</w:t>
-      </w:r>
-      <w:r>
-        <w:rPr>
-          <w:rFonts w:ascii="Times New Roman" w:eastAsia="Times New Roman" w:hAnsi="Times New Roman" w:cs="Times New Roman"/>
-          <w:sz w:val="24"/>
-          <w:szCs w:val="24"/>
-          <w:lang w:eastAsia="fr-FR"/>
-        </w:rPr>
-        <w:t xml:space="preserve"> → gestion enseignants</w:t>
+        <w:jc w:val="both"/>
+        <w:rPr>
+          <w:rFonts w:ascii="Times New Roman" w:eastAsia="Times New Roman" w:hAnsi="Times New Roman" w:cs="Times New Roman"/>
+          <w:sz w:val="32"/>
+          <w:szCs w:val="32"/>
+          <w:lang w:eastAsia="fr-FR"/>
+        </w:rPr>
+      </w:pPr>
+      <w:r>
+        <w:rPr>
+          <w:rFonts w:ascii="Times New Roman" w:eastAsia="Times New Roman" w:hAnsi="Times New Roman" w:cs="Times New Roman"/>
+          <w:sz w:val="32"/>
+          <w:szCs w:val="32"/>
+          <w:lang w:eastAsia="fr-FR"/>
+        </w:rPr>
+        <w:t>/api/enseignants → gestion enseignants</w:t>
       </w:r>
     </w:p>
     <w:p>
@@ -2588,30 +2536,22 @@
           <w:numId w:val="2"/>
         </w:numPr>
         <w:spacing w:before="100" w:beforeAutospacing="1" w:after="100" w:afterAutospacing="1" w:line="240" w:lineRule="auto"/>
-        <w:rPr>
-          <w:rFonts w:ascii="Times New Roman" w:eastAsia="Times New Roman" w:hAnsi="Times New Roman" w:cs="Times New Roman"/>
-          <w:sz w:val="24"/>
-          <w:szCs w:val="24"/>
-          <w:lang w:eastAsia="fr-FR"/>
-        </w:rPr>
-      </w:pPr>
-      <w:r>
-        <w:rPr>
-          <w:rFonts w:ascii="Courier New" w:eastAsia="Times New Roman" w:hAnsi="Courier New" w:cs="Courier New"/>
-          <w:sz w:val="20"/>
-          <w:szCs w:val="20"/>
-          <w:lang w:eastAsia="fr-FR"/>
-        </w:rPr>
-        <w:t>/api/heures</w:t>
-      </w:r>
-      <w:r>
-        <w:rPr>
-          <w:rFonts w:ascii="Times New Roman" w:eastAsia="Times New Roman" w:hAnsi="Times New Roman" w:cs="Times New Roman"/>
-          <w:sz w:val="24"/>
-          <w:szCs w:val="24"/>
-          <w:lang w:eastAsia="fr-FR"/>
-        </w:rPr>
-        <w:t xml:space="preserve"> → gestion heures</w:t>
+        <w:jc w:val="both"/>
+        <w:rPr>
+          <w:rFonts w:ascii="Times New Roman" w:eastAsia="Times New Roman" w:hAnsi="Times New Roman" w:cs="Times New Roman"/>
+          <w:sz w:val="32"/>
+          <w:szCs w:val="32"/>
+          <w:lang w:eastAsia="fr-FR"/>
+        </w:rPr>
+      </w:pPr>
+      <w:r>
+        <w:rPr>
+          <w:rFonts w:ascii="Times New Roman" w:eastAsia="Times New Roman" w:hAnsi="Times New Roman" w:cs="Times New Roman"/>
+          <w:sz w:val="32"/>
+          <w:szCs w:val="32"/>
+          <w:lang w:eastAsia="fr-FR"/>
+        </w:rPr>
+        <w:t>/api/heures → gestion heures</w:t>
       </w:r>
     </w:p>
     <w:p>
@@ -2621,47 +2561,40 @@
           <w:numId w:val="2"/>
         </w:numPr>
         <w:spacing w:before="100" w:beforeAutospacing="1" w:after="100" w:afterAutospacing="1" w:line="240" w:lineRule="auto"/>
-        <w:rPr>
-          <w:rFonts w:ascii="Times New Roman" w:eastAsia="Times New Roman" w:hAnsi="Times New Roman" w:cs="Times New Roman"/>
-          <w:sz w:val="24"/>
-          <w:szCs w:val="24"/>
-          <w:lang w:eastAsia="fr-FR"/>
-        </w:rPr>
-      </w:pPr>
-      <w:r>
-        <w:rPr>
-          <w:rFonts w:ascii="Courier New" w:eastAsia="Times New Roman" w:hAnsi="Courier New" w:cs="Courier New"/>
-          <w:sz w:val="20"/>
-          <w:szCs w:val="20"/>
-          <w:lang w:eastAsia="fr-FR"/>
-        </w:rPr>
-        <w:t>/api/exports</w:t>
-      </w:r>
-      <w:r>
-        <w:rPr>
-          <w:rFonts w:ascii="Times New Roman" w:eastAsia="Times New Roman" w:hAnsi="Times New Roman" w:cs="Times New Roman"/>
-          <w:sz w:val="24"/>
-          <w:szCs w:val="24"/>
-          <w:lang w:eastAsia="fr-FR"/>
-        </w:rPr>
-        <w:t xml:space="preserve"> → exports PDF/Excel</w:t>
+        <w:jc w:val="both"/>
+        <w:rPr>
+          <w:rFonts w:ascii="Times New Roman" w:eastAsia="Times New Roman" w:hAnsi="Times New Roman" w:cs="Times New Roman"/>
+          <w:sz w:val="32"/>
+          <w:szCs w:val="32"/>
+          <w:lang w:eastAsia="fr-FR"/>
+        </w:rPr>
+      </w:pPr>
+      <w:r>
+        <w:rPr>
+          <w:rFonts w:ascii="Times New Roman" w:eastAsia="Times New Roman" w:hAnsi="Times New Roman" w:cs="Times New Roman"/>
+          <w:sz w:val="32"/>
+          <w:szCs w:val="32"/>
+          <w:lang w:eastAsia="fr-FR"/>
+        </w:rPr>
+        <w:t>/api/exports → exports PDF/Excel</w:t>
       </w:r>
     </w:p>
     <w:p>
       <w:pPr>
         <w:spacing w:after="0" w:line="240" w:lineRule="auto"/>
-        <w:rPr>
-          <w:rFonts w:ascii="Times New Roman" w:eastAsia="Times New Roman" w:hAnsi="Times New Roman" w:cs="Times New Roman"/>
-          <w:sz w:val="24"/>
-          <w:szCs w:val="24"/>
-          <w:lang w:eastAsia="fr-FR"/>
-        </w:rPr>
-      </w:pPr>
-      <w:r>
-        <w:rPr>
-          <w:rFonts w:ascii="Times New Roman" w:eastAsia="Times New Roman" w:hAnsi="Times New Roman" w:cs="Times New Roman"/>
-          <w:sz w:val="24"/>
-          <w:szCs w:val="24"/>
+        <w:jc w:val="both"/>
+        <w:rPr>
+          <w:rFonts w:ascii="Times New Roman" w:eastAsia="Times New Roman" w:hAnsi="Times New Roman" w:cs="Times New Roman"/>
+          <w:sz w:val="32"/>
+          <w:szCs w:val="32"/>
+          <w:lang w:eastAsia="fr-FR"/>
+        </w:rPr>
+      </w:pPr>
+      <w:r>
+        <w:rPr>
+          <w:rFonts w:ascii="Times New Roman" w:eastAsia="Times New Roman" w:hAnsi="Times New Roman" w:cs="Times New Roman"/>
+          <w:sz w:val="32"/>
+          <w:szCs w:val="32"/>
           <w:lang w:eastAsia="fr-FR"/>
         </w:rPr>
         <w:pict>
@@ -2672,13 +2605,14 @@
     <w:p>
       <w:pPr>
         <w:spacing w:before="100" w:beforeAutospacing="1" w:after="100" w:afterAutospacing="1" w:line="240" w:lineRule="auto"/>
+        <w:jc w:val="both"/>
         <w:outlineLvl w:val="2"/>
         <w:rPr>
           <w:rFonts w:ascii="Times New Roman" w:eastAsia="Times New Roman" w:hAnsi="Times New Roman" w:cs="Times New Roman"/>
           <w:b/>
           <w:bCs/>
-          <w:sz w:val="27"/>
-          <w:szCs w:val="27"/>
+          <w:sz w:val="32"/>
+          <w:szCs w:val="32"/>
           <w:lang w:eastAsia="fr-FR"/>
         </w:rPr>
       </w:pPr>
@@ -2687,157 +2621,104 @@
           <w:rFonts w:ascii="Times New Roman" w:eastAsia="Times New Roman" w:hAnsi="Times New Roman" w:cs="Times New Roman"/>
           <w:b/>
           <w:bCs/>
-          <w:sz w:val="27"/>
-          <w:szCs w:val="27"/>
-          <w:lang w:eastAsia="fr-FR"/>
-        </w:rPr>
-        <w:lastRenderedPageBreak/>
+          <w:sz w:val="32"/>
+          <w:szCs w:val="32"/>
+          <w:lang w:eastAsia="fr-FR"/>
+        </w:rPr>
         <w:t>FRONTEND</w:t>
       </w:r>
     </w:p>
     <w:p>
       <w:pPr>
         <w:spacing w:before="100" w:beforeAutospacing="1" w:after="100" w:afterAutospacing="1" w:line="240" w:lineRule="auto"/>
+        <w:jc w:val="both"/>
         <w:outlineLvl w:val="3"/>
         <w:rPr>
           <w:rFonts w:ascii="Times New Roman" w:eastAsia="Times New Roman" w:hAnsi="Times New Roman" w:cs="Times New Roman"/>
           <w:b/>
           <w:bCs/>
-          <w:sz w:val="24"/>
-          <w:szCs w:val="24"/>
-          <w:lang w:eastAsia="fr-FR"/>
-        </w:rPr>
-      </w:pPr>
-      <w:r>
-        <w:rPr>
-          <w:rFonts w:ascii="Courier New" w:eastAsia="Times New Roman" w:hAnsi="Courier New" w:cs="Courier New"/>
+          <w:sz w:val="32"/>
+          <w:szCs w:val="32"/>
+          <w:lang w:eastAsia="fr-FR"/>
+        </w:rPr>
+      </w:pPr>
+      <w:r>
+        <w:rPr>
+          <w:rFonts w:ascii="Times New Roman" w:eastAsia="Times New Roman" w:hAnsi="Times New Roman" w:cs="Times New Roman"/>
           <w:b/>
           <w:bCs/>
-          <w:sz w:val="20"/>
-          <w:szCs w:val="20"/>
-          <w:lang w:eastAsia="fr-FR"/>
-        </w:rPr>
-        <w:t>index.html</w:t>
+          <w:sz w:val="32"/>
+          <w:szCs w:val="32"/>
+          <w:lang w:eastAsia="fr-FR"/>
+        </w:rPr>
+        <w:t>index.html + login.js + login.css</w:t>
+      </w:r>
+    </w:p>
+    <w:p>
+      <w:pPr>
+        <w:spacing w:before="100" w:beforeAutospacing="1" w:after="100" w:afterAutospacing="1" w:line="240" w:lineRule="auto"/>
+        <w:jc w:val="both"/>
+        <w:rPr>
+          <w:rFonts w:ascii="Times New Roman" w:eastAsia="Times New Roman" w:hAnsi="Times New Roman" w:cs="Times New Roman"/>
+          <w:sz w:val="32"/>
+          <w:szCs w:val="32"/>
+          <w:lang w:eastAsia="fr-FR"/>
+        </w:rPr>
+      </w:pPr>
+      <w:r>
+        <w:rPr>
+          <w:rFonts w:ascii="Times New Roman" w:eastAsia="Times New Roman" w:hAnsi="Times New Roman" w:cs="Times New Roman"/>
+          <w:sz w:val="32"/>
+          <w:szCs w:val="32"/>
+          <w:lang w:eastAsia="fr-FR"/>
+        </w:rPr>
+        <w:t xml:space="preserve">C'est la </w:t>
       </w:r>
       <w:r>
         <w:rPr>
           <w:rFonts w:ascii="Times New Roman" w:eastAsia="Times New Roman" w:hAnsi="Times New Roman" w:cs="Times New Roman"/>
           <w:b/>
           <w:bCs/>
-          <w:sz w:val="24"/>
-          <w:szCs w:val="24"/>
-          <w:lang w:eastAsia="fr-FR"/>
-        </w:rPr>
-        <w:t xml:space="preserve"> + </w:t>
-      </w:r>
-      <w:r>
-        <w:rPr>
-          <w:rFonts w:ascii="Courier New" w:eastAsia="Times New Roman" w:hAnsi="Courier New" w:cs="Courier New"/>
+          <w:sz w:val="32"/>
+          <w:szCs w:val="32"/>
+          <w:lang w:eastAsia="fr-FR"/>
+        </w:rPr>
+        <w:t>page de connexion</w:t>
+      </w:r>
+      <w:r>
+        <w:rPr>
+          <w:rFonts w:ascii="Times New Roman" w:eastAsia="Times New Roman" w:hAnsi="Times New Roman" w:cs="Times New Roman"/>
+          <w:sz w:val="32"/>
+          <w:szCs w:val="32"/>
+          <w:lang w:eastAsia="fr-FR"/>
+        </w:rPr>
+        <w:t>. L'utilisateur entre son email et mot de passe. Selon son rôle, il est redirigé vers son espace.</w:t>
+      </w:r>
+    </w:p>
+    <w:p>
+      <w:pPr>
+        <w:spacing w:before="100" w:beforeAutospacing="1" w:after="100" w:afterAutospacing="1" w:line="240" w:lineRule="auto"/>
+        <w:jc w:val="both"/>
+        <w:outlineLvl w:val="3"/>
+        <w:rPr>
+          <w:rFonts w:ascii="Times New Roman" w:eastAsia="Times New Roman" w:hAnsi="Times New Roman" w:cs="Times New Roman"/>
           <w:b/>
           <w:bCs/>
-          <w:sz w:val="20"/>
-          <w:szCs w:val="20"/>
-          <w:lang w:eastAsia="fr-FR"/>
-        </w:rPr>
-        <w:t>login.js</w:t>
-      </w:r>
+          <w:sz w:val="32"/>
+          <w:szCs w:val="32"/>
+          <w:lang w:eastAsia="fr-FR"/>
+        </w:rPr>
+      </w:pPr>
       <w:r>
         <w:rPr>
           <w:rFonts w:ascii="Times New Roman" w:eastAsia="Times New Roman" w:hAnsi="Times New Roman" w:cs="Times New Roman"/>
           <w:b/>
           <w:bCs/>
-          <w:sz w:val="24"/>
-          <w:szCs w:val="24"/>
-          <w:lang w:eastAsia="fr-FR"/>
-        </w:rPr>
-        <w:t xml:space="preserve"> + </w:t>
-      </w:r>
-      <w:r>
-        <w:rPr>
-          <w:rFonts w:ascii="Courier New" w:eastAsia="Times New Roman" w:hAnsi="Courier New" w:cs="Courier New"/>
-          <w:b/>
-          <w:bCs/>
-          <w:sz w:val="20"/>
-          <w:szCs w:val="20"/>
-          <w:lang w:eastAsia="fr-FR"/>
-        </w:rPr>
-        <w:t>login.css</w:t>
-      </w:r>
-    </w:p>
-    <w:p>
-      <w:pPr>
-        <w:spacing w:before="100" w:beforeAutospacing="1" w:after="100" w:afterAutospacing="1" w:line="240" w:lineRule="auto"/>
-        <w:rPr>
-          <w:rFonts w:ascii="Times New Roman" w:eastAsia="Times New Roman" w:hAnsi="Times New Roman" w:cs="Times New Roman"/>
-          <w:sz w:val="24"/>
-          <w:szCs w:val="24"/>
-          <w:lang w:eastAsia="fr-FR"/>
-        </w:rPr>
-      </w:pPr>
-      <w:r>
-        <w:rPr>
-          <w:rFonts w:ascii="Times New Roman" w:eastAsia="Times New Roman" w:hAnsi="Times New Roman" w:cs="Times New Roman"/>
-          <w:sz w:val="24"/>
-          <w:szCs w:val="24"/>
-          <w:lang w:eastAsia="fr-FR"/>
-        </w:rPr>
-        <w:t xml:space="preserve">C'est la </w:t>
-      </w:r>
-      <w:r>
-        <w:rPr>
-          <w:rFonts w:ascii="Times New Roman" w:eastAsia="Times New Roman" w:hAnsi="Times New Roman" w:cs="Times New Roman"/>
-          <w:b/>
-          <w:bCs/>
-          <w:sz w:val="24"/>
-          <w:szCs w:val="24"/>
-          <w:lang w:eastAsia="fr-FR"/>
-        </w:rPr>
-        <w:t>page de connexion</w:t>
-      </w:r>
-      <w:r>
-        <w:rPr>
-          <w:rFonts w:ascii="Times New Roman" w:eastAsia="Times New Roman" w:hAnsi="Times New Roman" w:cs="Times New Roman"/>
-          <w:sz w:val="24"/>
-          <w:szCs w:val="24"/>
-          <w:lang w:eastAsia="fr-FR"/>
-        </w:rPr>
-        <w:t>. L'utilisateur entre son email et mot de passe. Selon son rôle, il est redirigé vers son espace.</w:t>
-      </w:r>
-    </w:p>
-    <w:p>
-      <w:pPr>
-        <w:spacing w:before="100" w:beforeAutospacing="1" w:after="100" w:afterAutospacing="1" w:line="240" w:lineRule="auto"/>
-        <w:outlineLvl w:val="3"/>
-        <w:rPr>
-          <w:rFonts w:ascii="Times New Roman" w:eastAsia="Times New Roman" w:hAnsi="Times New Roman" w:cs="Times New Roman"/>
-          <w:b/>
-          <w:bCs/>
-          <w:sz w:val="24"/>
-          <w:szCs w:val="24"/>
-          <w:lang w:eastAsia="fr-FR"/>
-        </w:rPr>
-      </w:pPr>
-      <w:r>
-        <w:rPr>
-          <w:rFonts w:ascii="Times New Roman" w:eastAsia="Times New Roman" w:hAnsi="Times New Roman" w:cs="Times New Roman"/>
-          <w:b/>
-          <w:bCs/>
-          <w:sz w:val="24"/>
-          <w:szCs w:val="24"/>
-          <w:lang w:eastAsia="fr-FR"/>
-        </w:rPr>
-        <w:t xml:space="preserve">Dossier </w:t>
-      </w:r>
-      <w:r>
-        <w:rPr>
-          <w:rFonts w:ascii="Courier New" w:eastAsia="Times New Roman" w:hAnsi="Courier New" w:cs="Courier New"/>
-          <w:b/>
-          <w:bCs/>
-          <w:sz w:val="20"/>
-          <w:szCs w:val="20"/>
-          <w:lang w:eastAsia="fr-FR"/>
-        </w:rPr>
-        <w:t>admin/</w:t>
+          <w:sz w:val="32"/>
+          <w:szCs w:val="32"/>
+          <w:lang w:eastAsia="fr-FR"/>
+        </w:rPr>
+        <w:t>Dossier admin/</w:t>
       </w:r>
     </w:p>
     <w:p>
@@ -2847,30 +2728,22 @@
           <w:numId w:val="3"/>
         </w:numPr>
         <w:spacing w:before="100" w:beforeAutospacing="1" w:after="100" w:afterAutospacing="1" w:line="240" w:lineRule="auto"/>
-        <w:rPr>
-          <w:rFonts w:ascii="Times New Roman" w:eastAsia="Times New Roman" w:hAnsi="Times New Roman" w:cs="Times New Roman"/>
-          <w:sz w:val="24"/>
-          <w:szCs w:val="24"/>
-          <w:lang w:eastAsia="fr-FR"/>
-        </w:rPr>
-      </w:pPr>
-      <w:r>
-        <w:rPr>
-          <w:rFonts w:ascii="Courier New" w:eastAsia="Times New Roman" w:hAnsi="Courier New" w:cs="Courier New"/>
-          <w:sz w:val="20"/>
-          <w:szCs w:val="20"/>
-          <w:lang w:eastAsia="fr-FR"/>
-        </w:rPr>
-        <w:t>dashboard.html</w:t>
-      </w:r>
-      <w:r>
-        <w:rPr>
-          <w:rFonts w:ascii="Times New Roman" w:eastAsia="Times New Roman" w:hAnsi="Times New Roman" w:cs="Times New Roman"/>
-          <w:sz w:val="24"/>
-          <w:szCs w:val="24"/>
-          <w:lang w:eastAsia="fr-FR"/>
-        </w:rPr>
-        <w:t xml:space="preserve"> → Tableau de bord avec statistiques, historique, enseignants récents</w:t>
+        <w:jc w:val="both"/>
+        <w:rPr>
+          <w:rFonts w:ascii="Times New Roman" w:eastAsia="Times New Roman" w:hAnsi="Times New Roman" w:cs="Times New Roman"/>
+          <w:sz w:val="32"/>
+          <w:szCs w:val="32"/>
+          <w:lang w:eastAsia="fr-FR"/>
+        </w:rPr>
+      </w:pPr>
+      <w:r>
+        <w:rPr>
+          <w:rFonts w:ascii="Times New Roman" w:eastAsia="Times New Roman" w:hAnsi="Times New Roman" w:cs="Times New Roman"/>
+          <w:sz w:val="32"/>
+          <w:szCs w:val="32"/>
+          <w:lang w:eastAsia="fr-FR"/>
+        </w:rPr>
+        <w:t>dashboard.html → Tableau de bord avec statistiques, historique, enseignants récents</w:t>
       </w:r>
     </w:p>
     <w:p>
@@ -2880,30 +2753,22 @@
           <w:numId w:val="3"/>
         </w:numPr>
         <w:spacing w:before="100" w:beforeAutospacing="1" w:after="100" w:afterAutospacing="1" w:line="240" w:lineRule="auto"/>
-        <w:rPr>
-          <w:rFonts w:ascii="Times New Roman" w:eastAsia="Times New Roman" w:hAnsi="Times New Roman" w:cs="Times New Roman"/>
-          <w:sz w:val="24"/>
-          <w:szCs w:val="24"/>
-          <w:lang w:eastAsia="fr-FR"/>
-        </w:rPr>
-      </w:pPr>
-      <w:r>
-        <w:rPr>
-          <w:rFonts w:ascii="Courier New" w:eastAsia="Times New Roman" w:hAnsi="Courier New" w:cs="Courier New"/>
-          <w:sz w:val="20"/>
-          <w:szCs w:val="20"/>
-          <w:lang w:eastAsia="fr-FR"/>
-        </w:rPr>
-        <w:t>enseignants.html</w:t>
-      </w:r>
-      <w:r>
-        <w:rPr>
-          <w:rFonts w:ascii="Times New Roman" w:eastAsia="Times New Roman" w:hAnsi="Times New Roman" w:cs="Times New Roman"/>
-          <w:sz w:val="24"/>
-          <w:szCs w:val="24"/>
-          <w:lang w:eastAsia="fr-FR"/>
-        </w:rPr>
-        <w:t xml:space="preserve"> → Liste et gestion des enseignants avec import Excel</w:t>
+        <w:jc w:val="both"/>
+        <w:rPr>
+          <w:rFonts w:ascii="Times New Roman" w:eastAsia="Times New Roman" w:hAnsi="Times New Roman" w:cs="Times New Roman"/>
+          <w:sz w:val="32"/>
+          <w:szCs w:val="32"/>
+          <w:lang w:eastAsia="fr-FR"/>
+        </w:rPr>
+      </w:pPr>
+      <w:r>
+        <w:rPr>
+          <w:rFonts w:ascii="Times New Roman" w:eastAsia="Times New Roman" w:hAnsi="Times New Roman" w:cs="Times New Roman"/>
+          <w:sz w:val="32"/>
+          <w:szCs w:val="32"/>
+          <w:lang w:eastAsia="fr-FR"/>
+        </w:rPr>
+        <w:t>enseignants.html → Liste et gestion des enseignants avec import Excel</w:t>
       </w:r>
     </w:p>
     <w:p>
@@ -2913,30 +2778,22 @@
           <w:numId w:val="3"/>
         </w:numPr>
         <w:spacing w:before="100" w:beforeAutospacing="1" w:after="100" w:afterAutospacing="1" w:line="240" w:lineRule="auto"/>
-        <w:rPr>
-          <w:rFonts w:ascii="Times New Roman" w:eastAsia="Times New Roman" w:hAnsi="Times New Roman" w:cs="Times New Roman"/>
-          <w:sz w:val="24"/>
-          <w:szCs w:val="24"/>
-          <w:lang w:eastAsia="fr-FR"/>
-        </w:rPr>
-      </w:pPr>
-      <w:r>
-        <w:rPr>
-          <w:rFonts w:ascii="Courier New" w:eastAsia="Times New Roman" w:hAnsi="Courier New" w:cs="Courier New"/>
-          <w:sz w:val="20"/>
-          <w:szCs w:val="20"/>
-          <w:lang w:eastAsia="fr-FR"/>
-        </w:rPr>
-        <w:t>matieres.html</w:t>
-      </w:r>
-      <w:r>
-        <w:rPr>
-          <w:rFonts w:ascii="Times New Roman" w:eastAsia="Times New Roman" w:hAnsi="Times New Roman" w:cs="Times New Roman"/>
-          <w:sz w:val="24"/>
-          <w:szCs w:val="24"/>
-          <w:lang w:eastAsia="fr-FR"/>
-        </w:rPr>
-        <w:t xml:space="preserve"> → Gestion des matières</w:t>
+        <w:jc w:val="both"/>
+        <w:rPr>
+          <w:rFonts w:ascii="Times New Roman" w:eastAsia="Times New Roman" w:hAnsi="Times New Roman" w:cs="Times New Roman"/>
+          <w:sz w:val="32"/>
+          <w:szCs w:val="32"/>
+          <w:lang w:eastAsia="fr-FR"/>
+        </w:rPr>
+      </w:pPr>
+      <w:r>
+        <w:rPr>
+          <w:rFonts w:ascii="Times New Roman" w:eastAsia="Times New Roman" w:hAnsi="Times New Roman" w:cs="Times New Roman"/>
+          <w:sz w:val="32"/>
+          <w:szCs w:val="32"/>
+          <w:lang w:eastAsia="fr-FR"/>
+        </w:rPr>
+        <w:t>matieres.html → Gestion des matières</w:t>
       </w:r>
     </w:p>
     <w:p>
@@ -2946,30 +2803,22 @@
           <w:numId w:val="3"/>
         </w:numPr>
         <w:spacing w:before="100" w:beforeAutospacing="1" w:after="100" w:afterAutospacing="1" w:line="240" w:lineRule="auto"/>
-        <w:rPr>
-          <w:rFonts w:ascii="Times New Roman" w:eastAsia="Times New Roman" w:hAnsi="Times New Roman" w:cs="Times New Roman"/>
-          <w:sz w:val="24"/>
-          <w:szCs w:val="24"/>
-          <w:lang w:eastAsia="fr-FR"/>
-        </w:rPr>
-      </w:pPr>
-      <w:r>
-        <w:rPr>
-          <w:rFonts w:ascii="Courier New" w:eastAsia="Times New Roman" w:hAnsi="Courier New" w:cs="Courier New"/>
-          <w:sz w:val="20"/>
-          <w:szCs w:val="20"/>
-          <w:lang w:eastAsia="fr-FR"/>
-        </w:rPr>
-        <w:t>stats.html</w:t>
-      </w:r>
-      <w:r>
-        <w:rPr>
-          <w:rFonts w:ascii="Times New Roman" w:eastAsia="Times New Roman" w:hAnsi="Times New Roman" w:cs="Times New Roman"/>
-          <w:sz w:val="24"/>
-          <w:szCs w:val="24"/>
-          <w:lang w:eastAsia="fr-FR"/>
-        </w:rPr>
-        <w:t xml:space="preserve"> → Graphiques et statistiques</w:t>
+        <w:jc w:val="both"/>
+        <w:rPr>
+          <w:rFonts w:ascii="Times New Roman" w:eastAsia="Times New Roman" w:hAnsi="Times New Roman" w:cs="Times New Roman"/>
+          <w:sz w:val="32"/>
+          <w:szCs w:val="32"/>
+          <w:lang w:eastAsia="fr-FR"/>
+        </w:rPr>
+      </w:pPr>
+      <w:r>
+        <w:rPr>
+          <w:rFonts w:ascii="Times New Roman" w:eastAsia="Times New Roman" w:hAnsi="Times New Roman" w:cs="Times New Roman"/>
+          <w:sz w:val="32"/>
+          <w:szCs w:val="32"/>
+          <w:lang w:eastAsia="fr-FR"/>
+        </w:rPr>
+        <w:t>stats.html → Graphiques et statistiques</w:t>
       </w:r>
     </w:p>
     <w:p>
@@ -2979,30 +2828,22 @@
           <w:numId w:val="3"/>
         </w:numPr>
         <w:spacing w:before="100" w:beforeAutospacing="1" w:after="100" w:afterAutospacing="1" w:line="240" w:lineRule="auto"/>
-        <w:rPr>
-          <w:rFonts w:ascii="Times New Roman" w:eastAsia="Times New Roman" w:hAnsi="Times New Roman" w:cs="Times New Roman"/>
-          <w:sz w:val="24"/>
-          <w:szCs w:val="24"/>
-          <w:lang w:eastAsia="fr-FR"/>
-        </w:rPr>
-      </w:pPr>
-      <w:r>
-        <w:rPr>
-          <w:rFonts w:ascii="Courier New" w:eastAsia="Times New Roman" w:hAnsi="Courier New" w:cs="Courier New"/>
-          <w:sz w:val="20"/>
-          <w:szCs w:val="20"/>
-          <w:lang w:eastAsia="fr-FR"/>
-        </w:rPr>
-        <w:t>exports.html</w:t>
-      </w:r>
-      <w:r>
-        <w:rPr>
-          <w:rFonts w:ascii="Times New Roman" w:eastAsia="Times New Roman" w:hAnsi="Times New Roman" w:cs="Times New Roman"/>
-          <w:sz w:val="24"/>
-          <w:szCs w:val="24"/>
-          <w:lang w:eastAsia="fr-FR"/>
-        </w:rPr>
-        <w:t xml:space="preserve"> → Télécharger PDF et Excel</w:t>
+        <w:jc w:val="both"/>
+        <w:rPr>
+          <w:rFonts w:ascii="Times New Roman" w:eastAsia="Times New Roman" w:hAnsi="Times New Roman" w:cs="Times New Roman"/>
+          <w:sz w:val="32"/>
+          <w:szCs w:val="32"/>
+          <w:lang w:eastAsia="fr-FR"/>
+        </w:rPr>
+      </w:pPr>
+      <w:r>
+        <w:rPr>
+          <w:rFonts w:ascii="Times New Roman" w:eastAsia="Times New Roman" w:hAnsi="Times New Roman" w:cs="Times New Roman"/>
+          <w:sz w:val="32"/>
+          <w:szCs w:val="32"/>
+          <w:lang w:eastAsia="fr-FR"/>
+        </w:rPr>
+        <w:t>exports.html → Télécharger PDF et Excel</w:t>
       </w:r>
     </w:p>
     <w:p>
@@ -3012,30 +2853,22 @@
           <w:numId w:val="3"/>
         </w:numPr>
         <w:spacing w:before="100" w:beforeAutospacing="1" w:after="100" w:afterAutospacing="1" w:line="240" w:lineRule="auto"/>
-        <w:rPr>
-          <w:rFonts w:ascii="Times New Roman" w:eastAsia="Times New Roman" w:hAnsi="Times New Roman" w:cs="Times New Roman"/>
-          <w:sz w:val="24"/>
-          <w:szCs w:val="24"/>
-          <w:lang w:eastAsia="fr-FR"/>
-        </w:rPr>
-      </w:pPr>
-      <w:r>
-        <w:rPr>
-          <w:rFonts w:ascii="Courier New" w:eastAsia="Times New Roman" w:hAnsi="Courier New" w:cs="Courier New"/>
-          <w:sz w:val="20"/>
-          <w:szCs w:val="20"/>
-          <w:lang w:eastAsia="fr-FR"/>
-        </w:rPr>
-        <w:t>parametres.html</w:t>
-      </w:r>
-      <w:r>
-        <w:rPr>
-          <w:rFonts w:ascii="Times New Roman" w:eastAsia="Times New Roman" w:hAnsi="Times New Roman" w:cs="Times New Roman"/>
-          <w:sz w:val="24"/>
-          <w:szCs w:val="24"/>
-          <w:lang w:eastAsia="fr-FR"/>
-        </w:rPr>
-        <w:t xml:space="preserve"> → Définir l'année académique et équivalences</w:t>
+        <w:jc w:val="both"/>
+        <w:rPr>
+          <w:rFonts w:ascii="Times New Roman" w:eastAsia="Times New Roman" w:hAnsi="Times New Roman" w:cs="Times New Roman"/>
+          <w:sz w:val="32"/>
+          <w:szCs w:val="32"/>
+          <w:lang w:eastAsia="fr-FR"/>
+        </w:rPr>
+      </w:pPr>
+      <w:r>
+        <w:rPr>
+          <w:rFonts w:ascii="Times New Roman" w:eastAsia="Times New Roman" w:hAnsi="Times New Roman" w:cs="Times New Roman"/>
+          <w:sz w:val="32"/>
+          <w:szCs w:val="32"/>
+          <w:lang w:eastAsia="fr-FR"/>
+        </w:rPr>
+        <w:t>parametres.html → Définir l'année académique et équivalences</w:t>
       </w:r>
     </w:p>
     <w:p>
@@ -3045,42 +2878,35 @@
           <w:numId w:val="3"/>
         </w:numPr>
         <w:spacing w:before="100" w:beforeAutospacing="1" w:after="100" w:afterAutospacing="1" w:line="240" w:lineRule="auto"/>
-        <w:rPr>
-          <w:rFonts w:ascii="Times New Roman" w:eastAsia="Times New Roman" w:hAnsi="Times New Roman" w:cs="Times New Roman"/>
-          <w:sz w:val="24"/>
-          <w:szCs w:val="24"/>
-          <w:lang w:eastAsia="fr-FR"/>
-        </w:rPr>
-      </w:pPr>
-      <w:r>
-        <w:rPr>
-          <w:rFonts w:ascii="Courier New" w:eastAsia="Times New Roman" w:hAnsi="Courier New" w:cs="Courier New"/>
-          <w:sz w:val="20"/>
-          <w:szCs w:val="20"/>
-          <w:lang w:eastAsia="fr-FR"/>
-        </w:rPr>
-        <w:t>utilisateurs.html</w:t>
-      </w:r>
-      <w:r>
-        <w:rPr>
-          <w:rFonts w:ascii="Times New Roman" w:eastAsia="Times New Roman" w:hAnsi="Times New Roman" w:cs="Times New Roman"/>
-          <w:sz w:val="24"/>
-          <w:szCs w:val="24"/>
-          <w:lang w:eastAsia="fr-FR"/>
-        </w:rPr>
-        <w:t xml:space="preserve"> → Créer des comptes Admin, RH et Enseignant</w:t>
-      </w:r>
-    </w:p>
-    <w:p>
-      <w:pPr>
-        <w:spacing w:before="100" w:beforeAutospacing="1" w:after="100" w:afterAutospacing="1" w:line="240" w:lineRule="auto"/>
+        <w:jc w:val="both"/>
+        <w:rPr>
+          <w:rFonts w:ascii="Times New Roman" w:eastAsia="Times New Roman" w:hAnsi="Times New Roman" w:cs="Times New Roman"/>
+          <w:sz w:val="32"/>
+          <w:szCs w:val="32"/>
+          <w:lang w:eastAsia="fr-FR"/>
+        </w:rPr>
+      </w:pPr>
+      <w:r>
+        <w:rPr>
+          <w:rFonts w:ascii="Times New Roman" w:eastAsia="Times New Roman" w:hAnsi="Times New Roman" w:cs="Times New Roman"/>
+          <w:sz w:val="32"/>
+          <w:szCs w:val="32"/>
+          <w:lang w:eastAsia="fr-FR"/>
+        </w:rPr>
+        <w:t>utilisateurs.html → Créer des comptes Admin, RH et Enseignant</w:t>
+      </w:r>
+    </w:p>
+    <w:p>
+      <w:pPr>
+        <w:spacing w:before="100" w:beforeAutospacing="1" w:after="100" w:afterAutospacing="1" w:line="240" w:lineRule="auto"/>
+        <w:jc w:val="both"/>
         <w:outlineLvl w:val="3"/>
         <w:rPr>
           <w:rFonts w:ascii="Times New Roman" w:eastAsia="Times New Roman" w:hAnsi="Times New Roman" w:cs="Times New Roman"/>
           <w:b/>
           <w:bCs/>
-          <w:sz w:val="24"/>
-          <w:szCs w:val="24"/>
+          <w:sz w:val="32"/>
+          <w:szCs w:val="32"/>
           <w:lang w:eastAsia="fr-FR"/>
         </w:rPr>
       </w:pPr>
@@ -3089,8 +2915,8 @@
           <w:rFonts w:ascii="Times New Roman" w:eastAsia="Times New Roman" w:hAnsi="Times New Roman" w:cs="Times New Roman"/>
           <w:b/>
           <w:bCs/>
-          <w:sz w:val="24"/>
-          <w:szCs w:val="24"/>
+          <w:sz w:val="32"/>
+          <w:szCs w:val="32"/>
           <w:lang w:eastAsia="fr-FR"/>
         </w:rPr>
         <w:t xml:space="preserve">Dossier </w:t>
@@ -3098,11 +2924,11 @@
       <w:proofErr w:type="spellStart"/>
       <w:r>
         <w:rPr>
-          <w:rFonts w:ascii="Courier New" w:eastAsia="Times New Roman" w:hAnsi="Courier New" w:cs="Courier New"/>
+          <w:rFonts w:ascii="Times New Roman" w:eastAsia="Times New Roman" w:hAnsi="Times New Roman" w:cs="Times New Roman"/>
           <w:b/>
           <w:bCs/>
-          <w:sz w:val="20"/>
-          <w:szCs w:val="20"/>
+          <w:sz w:val="32"/>
+          <w:szCs w:val="32"/>
           <w:lang w:eastAsia="fr-FR"/>
         </w:rPr>
         <w:t>rh</w:t>
@@ -3110,11 +2936,11 @@
       <w:proofErr w:type="spellEnd"/>
       <w:r>
         <w:rPr>
-          <w:rFonts w:ascii="Courier New" w:eastAsia="Times New Roman" w:hAnsi="Courier New" w:cs="Courier New"/>
+          <w:rFonts w:ascii="Times New Roman" w:eastAsia="Times New Roman" w:hAnsi="Times New Roman" w:cs="Times New Roman"/>
           <w:b/>
           <w:bCs/>
-          <w:sz w:val="20"/>
-          <w:szCs w:val="20"/>
+          <w:sz w:val="32"/>
+          <w:szCs w:val="32"/>
           <w:lang w:eastAsia="fr-FR"/>
         </w:rPr>
         <w:t>/</w:t>
@@ -3127,30 +2953,22 @@
           <w:numId w:val="4"/>
         </w:numPr>
         <w:spacing w:before="100" w:beforeAutospacing="1" w:after="100" w:afterAutospacing="1" w:line="240" w:lineRule="auto"/>
-        <w:rPr>
-          <w:rFonts w:ascii="Times New Roman" w:eastAsia="Times New Roman" w:hAnsi="Times New Roman" w:cs="Times New Roman"/>
-          <w:sz w:val="24"/>
-          <w:szCs w:val="24"/>
-          <w:lang w:eastAsia="fr-FR"/>
-        </w:rPr>
-      </w:pPr>
-      <w:r>
-        <w:rPr>
-          <w:rFonts w:ascii="Courier New" w:eastAsia="Times New Roman" w:hAnsi="Courier New" w:cs="Courier New"/>
-          <w:sz w:val="20"/>
-          <w:szCs w:val="20"/>
-          <w:lang w:eastAsia="fr-FR"/>
-        </w:rPr>
-        <w:t>dashboard.html</w:t>
-      </w:r>
-      <w:r>
-        <w:rPr>
-          <w:rFonts w:ascii="Times New Roman" w:eastAsia="Times New Roman" w:hAnsi="Times New Roman" w:cs="Times New Roman"/>
-          <w:sz w:val="24"/>
-          <w:szCs w:val="24"/>
-          <w:lang w:eastAsia="fr-FR"/>
-        </w:rPr>
-        <w:t xml:space="preserve"> → Tableau de bord RH</w:t>
+        <w:jc w:val="both"/>
+        <w:rPr>
+          <w:rFonts w:ascii="Times New Roman" w:eastAsia="Times New Roman" w:hAnsi="Times New Roman" w:cs="Times New Roman"/>
+          <w:sz w:val="32"/>
+          <w:szCs w:val="32"/>
+          <w:lang w:eastAsia="fr-FR"/>
+        </w:rPr>
+      </w:pPr>
+      <w:r>
+        <w:rPr>
+          <w:rFonts w:ascii="Times New Roman" w:eastAsia="Times New Roman" w:hAnsi="Times New Roman" w:cs="Times New Roman"/>
+          <w:sz w:val="32"/>
+          <w:szCs w:val="32"/>
+          <w:lang w:eastAsia="fr-FR"/>
+        </w:rPr>
+        <w:t>dashboard.html → Tableau de bord RH</w:t>
       </w:r>
     </w:p>
     <w:p>
@@ -3160,30 +2978,22 @@
           <w:numId w:val="4"/>
         </w:numPr>
         <w:spacing w:before="100" w:beforeAutospacing="1" w:after="100" w:afterAutospacing="1" w:line="240" w:lineRule="auto"/>
-        <w:rPr>
-          <w:rFonts w:ascii="Times New Roman" w:eastAsia="Times New Roman" w:hAnsi="Times New Roman" w:cs="Times New Roman"/>
-          <w:sz w:val="24"/>
-          <w:szCs w:val="24"/>
-          <w:lang w:eastAsia="fr-FR"/>
-        </w:rPr>
-      </w:pPr>
-      <w:r>
-        <w:rPr>
-          <w:rFonts w:ascii="Courier New" w:eastAsia="Times New Roman" w:hAnsi="Courier New" w:cs="Courier New"/>
-          <w:sz w:val="20"/>
-          <w:szCs w:val="20"/>
-          <w:lang w:eastAsia="fr-FR"/>
-        </w:rPr>
-        <w:t>heures.html</w:t>
-      </w:r>
-      <w:r>
-        <w:rPr>
-          <w:rFonts w:ascii="Times New Roman" w:eastAsia="Times New Roman" w:hAnsi="Times New Roman" w:cs="Times New Roman"/>
-          <w:sz w:val="24"/>
-          <w:szCs w:val="24"/>
-          <w:lang w:eastAsia="fr-FR"/>
-        </w:rPr>
-        <w:t xml:space="preserve"> → Saisir les heures des enseignants</w:t>
+        <w:jc w:val="both"/>
+        <w:rPr>
+          <w:rFonts w:ascii="Times New Roman" w:eastAsia="Times New Roman" w:hAnsi="Times New Roman" w:cs="Times New Roman"/>
+          <w:sz w:val="32"/>
+          <w:szCs w:val="32"/>
+          <w:lang w:eastAsia="fr-FR"/>
+        </w:rPr>
+      </w:pPr>
+      <w:r>
+        <w:rPr>
+          <w:rFonts w:ascii="Times New Roman" w:eastAsia="Times New Roman" w:hAnsi="Times New Roman" w:cs="Times New Roman"/>
+          <w:sz w:val="32"/>
+          <w:szCs w:val="32"/>
+          <w:lang w:eastAsia="fr-FR"/>
+        </w:rPr>
+        <w:t>heures.html → Saisir les heures des enseignants</w:t>
       </w:r>
     </w:p>
     <w:p>
@@ -3193,30 +3003,22 @@
           <w:numId w:val="4"/>
         </w:numPr>
         <w:spacing w:before="100" w:beforeAutospacing="1" w:after="100" w:afterAutospacing="1" w:line="240" w:lineRule="auto"/>
-        <w:rPr>
-          <w:rFonts w:ascii="Times New Roman" w:eastAsia="Times New Roman" w:hAnsi="Times New Roman" w:cs="Times New Roman"/>
-          <w:sz w:val="24"/>
-          <w:szCs w:val="24"/>
-          <w:lang w:eastAsia="fr-FR"/>
-        </w:rPr>
-      </w:pPr>
-      <w:r>
-        <w:rPr>
-          <w:rFonts w:ascii="Courier New" w:eastAsia="Times New Roman" w:hAnsi="Courier New" w:cs="Courier New"/>
-          <w:sz w:val="20"/>
-          <w:szCs w:val="20"/>
-          <w:lang w:eastAsia="fr-FR"/>
-        </w:rPr>
-        <w:t>paiements.html</w:t>
-      </w:r>
-      <w:r>
-        <w:rPr>
-          <w:rFonts w:ascii="Times New Roman" w:eastAsia="Times New Roman" w:hAnsi="Times New Roman" w:cs="Times New Roman"/>
-          <w:sz w:val="24"/>
-          <w:szCs w:val="24"/>
-          <w:lang w:eastAsia="fr-FR"/>
-        </w:rPr>
-        <w:t xml:space="preserve"> → Voir et imprimer les états de paiement</w:t>
+        <w:jc w:val="both"/>
+        <w:rPr>
+          <w:rFonts w:ascii="Times New Roman" w:eastAsia="Times New Roman" w:hAnsi="Times New Roman" w:cs="Times New Roman"/>
+          <w:sz w:val="32"/>
+          <w:szCs w:val="32"/>
+          <w:lang w:eastAsia="fr-FR"/>
+        </w:rPr>
+      </w:pPr>
+      <w:r>
+        <w:rPr>
+          <w:rFonts w:ascii="Times New Roman" w:eastAsia="Times New Roman" w:hAnsi="Times New Roman" w:cs="Times New Roman"/>
+          <w:sz w:val="32"/>
+          <w:szCs w:val="32"/>
+          <w:lang w:eastAsia="fr-FR"/>
+        </w:rPr>
+        <w:t>paiements.html → Voir et imprimer les états de paiement</w:t>
       </w:r>
     </w:p>
     <w:p>
@@ -3226,30 +3028,22 @@
           <w:numId w:val="4"/>
         </w:numPr>
         <w:spacing w:before="100" w:beforeAutospacing="1" w:after="100" w:afterAutospacing="1" w:line="240" w:lineRule="auto"/>
-        <w:rPr>
-          <w:rFonts w:ascii="Times New Roman" w:eastAsia="Times New Roman" w:hAnsi="Times New Roman" w:cs="Times New Roman"/>
-          <w:sz w:val="24"/>
-          <w:szCs w:val="24"/>
-          <w:lang w:eastAsia="fr-FR"/>
-        </w:rPr>
-      </w:pPr>
-      <w:r>
-        <w:rPr>
-          <w:rFonts w:ascii="Courier New" w:eastAsia="Times New Roman" w:hAnsi="Courier New" w:cs="Courier New"/>
-          <w:sz w:val="20"/>
-          <w:szCs w:val="20"/>
-          <w:lang w:eastAsia="fr-FR"/>
-        </w:rPr>
-        <w:t>statistiques.html</w:t>
-      </w:r>
-      <w:r>
-        <w:rPr>
-          <w:rFonts w:ascii="Times New Roman" w:eastAsia="Times New Roman" w:hAnsi="Times New Roman" w:cs="Times New Roman"/>
-          <w:sz w:val="24"/>
-          <w:szCs w:val="24"/>
-          <w:lang w:eastAsia="fr-FR"/>
-        </w:rPr>
-        <w:t xml:space="preserve"> → Suivi des dépassements avec graphiques</w:t>
+        <w:jc w:val="both"/>
+        <w:rPr>
+          <w:rFonts w:ascii="Times New Roman" w:eastAsia="Times New Roman" w:hAnsi="Times New Roman" w:cs="Times New Roman"/>
+          <w:sz w:val="32"/>
+          <w:szCs w:val="32"/>
+          <w:lang w:eastAsia="fr-FR"/>
+        </w:rPr>
+      </w:pPr>
+      <w:r>
+        <w:rPr>
+          <w:rFonts w:ascii="Times New Roman" w:eastAsia="Times New Roman" w:hAnsi="Times New Roman" w:cs="Times New Roman"/>
+          <w:sz w:val="32"/>
+          <w:szCs w:val="32"/>
+          <w:lang w:eastAsia="fr-FR"/>
+        </w:rPr>
+        <w:t>statistiques.html → Suivi des dépassements avec graphiques</w:t>
       </w:r>
     </w:p>
     <w:p>
@@ -3259,42 +3053,35 @@
           <w:numId w:val="4"/>
         </w:numPr>
         <w:spacing w:before="100" w:beforeAutospacing="1" w:after="100" w:afterAutospacing="1" w:line="240" w:lineRule="auto"/>
-        <w:rPr>
-          <w:rFonts w:ascii="Times New Roman" w:eastAsia="Times New Roman" w:hAnsi="Times New Roman" w:cs="Times New Roman"/>
-          <w:sz w:val="24"/>
-          <w:szCs w:val="24"/>
-          <w:lang w:eastAsia="fr-FR"/>
-        </w:rPr>
-      </w:pPr>
-      <w:r>
-        <w:rPr>
-          <w:rFonts w:ascii="Courier New" w:eastAsia="Times New Roman" w:hAnsi="Courier New" w:cs="Courier New"/>
-          <w:sz w:val="20"/>
-          <w:szCs w:val="20"/>
-          <w:lang w:eastAsia="fr-FR"/>
-        </w:rPr>
-        <w:t>exports.html</w:t>
-      </w:r>
-      <w:r>
-        <w:rPr>
-          <w:rFonts w:ascii="Times New Roman" w:eastAsia="Times New Roman" w:hAnsi="Times New Roman" w:cs="Times New Roman"/>
-          <w:sz w:val="24"/>
-          <w:szCs w:val="24"/>
-          <w:lang w:eastAsia="fr-FR"/>
-        </w:rPr>
-        <w:t xml:space="preserve"> → Exporter les données</w:t>
-      </w:r>
-    </w:p>
-    <w:p>
-      <w:pPr>
-        <w:spacing w:before="100" w:beforeAutospacing="1" w:after="100" w:afterAutospacing="1" w:line="240" w:lineRule="auto"/>
+        <w:jc w:val="both"/>
+        <w:rPr>
+          <w:rFonts w:ascii="Times New Roman" w:eastAsia="Times New Roman" w:hAnsi="Times New Roman" w:cs="Times New Roman"/>
+          <w:sz w:val="32"/>
+          <w:szCs w:val="32"/>
+          <w:lang w:eastAsia="fr-FR"/>
+        </w:rPr>
+      </w:pPr>
+      <w:r>
+        <w:rPr>
+          <w:rFonts w:ascii="Times New Roman" w:eastAsia="Times New Roman" w:hAnsi="Times New Roman" w:cs="Times New Roman"/>
+          <w:sz w:val="32"/>
+          <w:szCs w:val="32"/>
+          <w:lang w:eastAsia="fr-FR"/>
+        </w:rPr>
+        <w:t>exports.html → Exporter les données</w:t>
+      </w:r>
+    </w:p>
+    <w:p>
+      <w:pPr>
+        <w:spacing w:before="100" w:beforeAutospacing="1" w:after="100" w:afterAutospacing="1" w:line="240" w:lineRule="auto"/>
+        <w:jc w:val="both"/>
         <w:outlineLvl w:val="3"/>
         <w:rPr>
           <w:rFonts w:ascii="Times New Roman" w:eastAsia="Times New Roman" w:hAnsi="Times New Roman" w:cs="Times New Roman"/>
           <w:b/>
           <w:bCs/>
-          <w:sz w:val="24"/>
-          <w:szCs w:val="24"/>
+          <w:sz w:val="32"/>
+          <w:szCs w:val="32"/>
           <w:lang w:eastAsia="fr-FR"/>
         </w:rPr>
       </w:pPr>
@@ -3303,22 +3090,11 @@
           <w:rFonts w:ascii="Times New Roman" w:eastAsia="Times New Roman" w:hAnsi="Times New Roman" w:cs="Times New Roman"/>
           <w:b/>
           <w:bCs/>
-          <w:sz w:val="24"/>
-          <w:szCs w:val="24"/>
-          <w:lang w:eastAsia="fr-FR"/>
-        </w:rPr>
-        <w:t xml:space="preserve">Dossier </w:t>
-      </w:r>
-      <w:r>
-        <w:rPr>
-          <w:rFonts w:ascii="Courier New" w:eastAsia="Times New Roman" w:hAnsi="Courier New" w:cs="Courier New"/>
-          <w:b/>
-          <w:bCs/>
-          <w:sz w:val="20"/>
-          <w:szCs w:val="20"/>
-          <w:lang w:eastAsia="fr-FR"/>
-        </w:rPr>
-        <w:t>enseignant/</w:t>
+          <w:sz w:val="32"/>
+          <w:szCs w:val="32"/>
+          <w:lang w:eastAsia="fr-FR"/>
+        </w:rPr>
+        <w:t>Dossier enseignant/</w:t>
       </w:r>
     </w:p>
     <w:p>
@@ -3328,30 +3104,23 @@
           <w:numId w:val="5"/>
         </w:numPr>
         <w:spacing w:before="100" w:beforeAutospacing="1" w:after="100" w:afterAutospacing="1" w:line="240" w:lineRule="auto"/>
-        <w:rPr>
-          <w:rFonts w:ascii="Times New Roman" w:eastAsia="Times New Roman" w:hAnsi="Times New Roman" w:cs="Times New Roman"/>
-          <w:sz w:val="24"/>
-          <w:szCs w:val="24"/>
-          <w:lang w:eastAsia="fr-FR"/>
-        </w:rPr>
-      </w:pPr>
-      <w:r>
-        <w:rPr>
-          <w:rFonts w:ascii="Courier New" w:eastAsia="Times New Roman" w:hAnsi="Courier New" w:cs="Courier New"/>
-          <w:sz w:val="20"/>
-          <w:szCs w:val="20"/>
-          <w:lang w:eastAsia="fr-FR"/>
-        </w:rPr>
-        <w:t>dashboard.html</w:t>
-      </w:r>
-      <w:r>
-        <w:rPr>
-          <w:rFonts w:ascii="Times New Roman" w:eastAsia="Times New Roman" w:hAnsi="Times New Roman" w:cs="Times New Roman"/>
-          <w:sz w:val="24"/>
-          <w:szCs w:val="24"/>
-          <w:lang w:eastAsia="fr-FR"/>
-        </w:rPr>
-        <w:t xml:space="preserve"> → Tableau de bord personnel avec message de bienvenue</w:t>
+        <w:jc w:val="both"/>
+        <w:rPr>
+          <w:rFonts w:ascii="Times New Roman" w:eastAsia="Times New Roman" w:hAnsi="Times New Roman" w:cs="Times New Roman"/>
+          <w:sz w:val="32"/>
+          <w:szCs w:val="32"/>
+          <w:lang w:eastAsia="fr-FR"/>
+        </w:rPr>
+      </w:pPr>
+      <w:r>
+        <w:rPr>
+          <w:rFonts w:ascii="Times New Roman" w:eastAsia="Times New Roman" w:hAnsi="Times New Roman" w:cs="Times New Roman"/>
+          <w:sz w:val="32"/>
+          <w:szCs w:val="32"/>
+          <w:lang w:eastAsia="fr-FR"/>
+        </w:rPr>
+        <w:lastRenderedPageBreak/>
+        <w:t>dashboard.html → Tableau de bord personnel avec message de bienvenue</w:t>
       </w:r>
     </w:p>
     <w:p>
@@ -3361,30 +3130,22 @@
           <w:numId w:val="5"/>
         </w:numPr>
         <w:spacing w:before="100" w:beforeAutospacing="1" w:after="100" w:afterAutospacing="1" w:line="240" w:lineRule="auto"/>
-        <w:rPr>
-          <w:rFonts w:ascii="Times New Roman" w:eastAsia="Times New Roman" w:hAnsi="Times New Roman" w:cs="Times New Roman"/>
-          <w:sz w:val="24"/>
-          <w:szCs w:val="24"/>
-          <w:lang w:eastAsia="fr-FR"/>
-        </w:rPr>
-      </w:pPr>
-      <w:r>
-        <w:rPr>
-          <w:rFonts w:ascii="Courier New" w:eastAsia="Times New Roman" w:hAnsi="Courier New" w:cs="Courier New"/>
-          <w:sz w:val="20"/>
-          <w:szCs w:val="20"/>
-          <w:lang w:eastAsia="fr-FR"/>
-        </w:rPr>
-        <w:t>mes-heures.html</w:t>
-      </w:r>
-      <w:r>
-        <w:rPr>
-          <w:rFonts w:ascii="Times New Roman" w:eastAsia="Times New Roman" w:hAnsi="Times New Roman" w:cs="Times New Roman"/>
-          <w:sz w:val="24"/>
-          <w:szCs w:val="24"/>
-          <w:lang w:eastAsia="fr-FR"/>
-        </w:rPr>
-        <w:t xml:space="preserve"> → Consulter ses propres heures</w:t>
+        <w:jc w:val="both"/>
+        <w:rPr>
+          <w:rFonts w:ascii="Times New Roman" w:eastAsia="Times New Roman" w:hAnsi="Times New Roman" w:cs="Times New Roman"/>
+          <w:sz w:val="32"/>
+          <w:szCs w:val="32"/>
+          <w:lang w:eastAsia="fr-FR"/>
+        </w:rPr>
+      </w:pPr>
+      <w:r>
+        <w:rPr>
+          <w:rFonts w:ascii="Times New Roman" w:eastAsia="Times New Roman" w:hAnsi="Times New Roman" w:cs="Times New Roman"/>
+          <w:sz w:val="32"/>
+          <w:szCs w:val="32"/>
+          <w:lang w:eastAsia="fr-FR"/>
+        </w:rPr>
+        <w:t>mes-heures.html → Consulter ses propres heures</w:t>
       </w:r>
     </w:p>
     <w:p>
@@ -3394,42 +3155,35 @@
           <w:numId w:val="5"/>
         </w:numPr>
         <w:spacing w:before="100" w:beforeAutospacing="1" w:after="100" w:afterAutospacing="1" w:line="240" w:lineRule="auto"/>
-        <w:rPr>
-          <w:rFonts w:ascii="Times New Roman" w:eastAsia="Times New Roman" w:hAnsi="Times New Roman" w:cs="Times New Roman"/>
-          <w:sz w:val="24"/>
-          <w:szCs w:val="24"/>
-          <w:lang w:eastAsia="fr-FR"/>
-        </w:rPr>
-      </w:pPr>
-      <w:r>
-        <w:rPr>
-          <w:rFonts w:ascii="Courier New" w:eastAsia="Times New Roman" w:hAnsi="Courier New" w:cs="Courier New"/>
-          <w:sz w:val="20"/>
-          <w:szCs w:val="20"/>
-          <w:lang w:eastAsia="fr-FR"/>
-        </w:rPr>
-        <w:t>mon-recapitulatif.html</w:t>
-      </w:r>
-      <w:r>
-        <w:rPr>
-          <w:rFonts w:ascii="Times New Roman" w:eastAsia="Times New Roman" w:hAnsi="Times New Roman" w:cs="Times New Roman"/>
-          <w:sz w:val="24"/>
-          <w:szCs w:val="24"/>
-          <w:lang w:eastAsia="fr-FR"/>
-        </w:rPr>
-        <w:t xml:space="preserve"> → Voir et imprimer son récapitulatif avec montant à payer</w:t>
-      </w:r>
-    </w:p>
-    <w:p>
-      <w:pPr>
-        <w:spacing w:before="100" w:beforeAutospacing="1" w:after="100" w:afterAutospacing="1" w:line="240" w:lineRule="auto"/>
+        <w:jc w:val="both"/>
+        <w:rPr>
+          <w:rFonts w:ascii="Times New Roman" w:eastAsia="Times New Roman" w:hAnsi="Times New Roman" w:cs="Times New Roman"/>
+          <w:sz w:val="32"/>
+          <w:szCs w:val="32"/>
+          <w:lang w:eastAsia="fr-FR"/>
+        </w:rPr>
+      </w:pPr>
+      <w:r>
+        <w:rPr>
+          <w:rFonts w:ascii="Times New Roman" w:eastAsia="Times New Roman" w:hAnsi="Times New Roman" w:cs="Times New Roman"/>
+          <w:sz w:val="32"/>
+          <w:szCs w:val="32"/>
+          <w:lang w:eastAsia="fr-FR"/>
+        </w:rPr>
+        <w:t>mon-recapitulatif.html → Voir et imprimer son récapitulatif avec montant à payer</w:t>
+      </w:r>
+    </w:p>
+    <w:p>
+      <w:pPr>
+        <w:spacing w:before="100" w:beforeAutospacing="1" w:after="100" w:afterAutospacing="1" w:line="240" w:lineRule="auto"/>
+        <w:jc w:val="both"/>
         <w:outlineLvl w:val="3"/>
         <w:rPr>
           <w:rFonts w:ascii="Times New Roman" w:eastAsia="Times New Roman" w:hAnsi="Times New Roman" w:cs="Times New Roman"/>
           <w:b/>
           <w:bCs/>
-          <w:sz w:val="24"/>
-          <w:szCs w:val="24"/>
+          <w:sz w:val="32"/>
+          <w:szCs w:val="32"/>
           <w:lang w:eastAsia="fr-FR"/>
         </w:rPr>
       </w:pPr>
@@ -3438,22 +3192,11 @@
           <w:rFonts w:ascii="Times New Roman" w:eastAsia="Times New Roman" w:hAnsi="Times New Roman" w:cs="Times New Roman"/>
           <w:b/>
           <w:bCs/>
-          <w:sz w:val="24"/>
-          <w:szCs w:val="24"/>
-          <w:lang w:eastAsia="fr-FR"/>
-        </w:rPr>
-        <w:t xml:space="preserve">Dossier </w:t>
-      </w:r>
-      <w:r>
-        <w:rPr>
-          <w:rFonts w:ascii="Courier New" w:eastAsia="Times New Roman" w:hAnsi="Courier New" w:cs="Courier New"/>
-          <w:b/>
-          <w:bCs/>
-          <w:sz w:val="20"/>
-          <w:szCs w:val="20"/>
-          <w:lang w:eastAsia="fr-FR"/>
-        </w:rPr>
-        <w:t>styles/</w:t>
+          <w:sz w:val="32"/>
+          <w:szCs w:val="32"/>
+          <w:lang w:eastAsia="fr-FR"/>
+        </w:rPr>
+        <w:t>Dossier styles/</w:t>
       </w:r>
     </w:p>
     <w:p>
@@ -3463,30 +3206,22 @@
           <w:numId w:val="6"/>
         </w:numPr>
         <w:spacing w:before="100" w:beforeAutospacing="1" w:after="100" w:afterAutospacing="1" w:line="240" w:lineRule="auto"/>
-        <w:rPr>
-          <w:rFonts w:ascii="Times New Roman" w:eastAsia="Times New Roman" w:hAnsi="Times New Roman" w:cs="Times New Roman"/>
-          <w:sz w:val="24"/>
-          <w:szCs w:val="24"/>
-          <w:lang w:eastAsia="fr-FR"/>
-        </w:rPr>
-      </w:pPr>
-      <w:r>
-        <w:rPr>
-          <w:rFonts w:ascii="Courier New" w:eastAsia="Times New Roman" w:hAnsi="Courier New" w:cs="Courier New"/>
-          <w:sz w:val="20"/>
-          <w:szCs w:val="20"/>
-          <w:lang w:eastAsia="fr-FR"/>
-        </w:rPr>
-        <w:t>login.css</w:t>
-      </w:r>
-      <w:r>
-        <w:rPr>
-          <w:rFonts w:ascii="Times New Roman" w:eastAsia="Times New Roman" w:hAnsi="Times New Roman" w:cs="Times New Roman"/>
-          <w:sz w:val="24"/>
-          <w:szCs w:val="24"/>
-          <w:lang w:eastAsia="fr-FR"/>
-        </w:rPr>
-        <w:t xml:space="preserve"> → Style de la page de connexion</w:t>
+        <w:jc w:val="both"/>
+        <w:rPr>
+          <w:rFonts w:ascii="Times New Roman" w:eastAsia="Times New Roman" w:hAnsi="Times New Roman" w:cs="Times New Roman"/>
+          <w:sz w:val="32"/>
+          <w:szCs w:val="32"/>
+          <w:lang w:eastAsia="fr-FR"/>
+        </w:rPr>
+      </w:pPr>
+      <w:r>
+        <w:rPr>
+          <w:rFonts w:ascii="Times New Roman" w:eastAsia="Times New Roman" w:hAnsi="Times New Roman" w:cs="Times New Roman"/>
+          <w:sz w:val="32"/>
+          <w:szCs w:val="32"/>
+          <w:lang w:eastAsia="fr-FR"/>
+        </w:rPr>
+        <w:t>login.css → Style de la page de connexion</w:t>
       </w:r>
     </w:p>
     <w:p>
@@ -3496,30 +3231,22 @@
           <w:numId w:val="6"/>
         </w:numPr>
         <w:spacing w:before="100" w:beforeAutospacing="1" w:after="100" w:afterAutospacing="1" w:line="240" w:lineRule="auto"/>
-        <w:rPr>
-          <w:rFonts w:ascii="Times New Roman" w:eastAsia="Times New Roman" w:hAnsi="Times New Roman" w:cs="Times New Roman"/>
-          <w:sz w:val="24"/>
-          <w:szCs w:val="24"/>
-          <w:lang w:eastAsia="fr-FR"/>
-        </w:rPr>
-      </w:pPr>
-      <w:r>
-        <w:rPr>
-          <w:rFonts w:ascii="Courier New" w:eastAsia="Times New Roman" w:hAnsi="Courier New" w:cs="Courier New"/>
-          <w:sz w:val="20"/>
-          <w:szCs w:val="20"/>
-          <w:lang w:eastAsia="fr-FR"/>
-        </w:rPr>
-        <w:t>dashboard.css</w:t>
-      </w:r>
-      <w:r>
-        <w:rPr>
-          <w:rFonts w:ascii="Times New Roman" w:eastAsia="Times New Roman" w:hAnsi="Times New Roman" w:cs="Times New Roman"/>
-          <w:sz w:val="24"/>
-          <w:szCs w:val="24"/>
-          <w:lang w:eastAsia="fr-FR"/>
-        </w:rPr>
-        <w:t xml:space="preserve"> → Style des tableaux de bord</w:t>
+        <w:jc w:val="both"/>
+        <w:rPr>
+          <w:rFonts w:ascii="Times New Roman" w:eastAsia="Times New Roman" w:hAnsi="Times New Roman" w:cs="Times New Roman"/>
+          <w:sz w:val="32"/>
+          <w:szCs w:val="32"/>
+          <w:lang w:eastAsia="fr-FR"/>
+        </w:rPr>
+      </w:pPr>
+      <w:r>
+        <w:rPr>
+          <w:rFonts w:ascii="Times New Roman" w:eastAsia="Times New Roman" w:hAnsi="Times New Roman" w:cs="Times New Roman"/>
+          <w:sz w:val="32"/>
+          <w:szCs w:val="32"/>
+          <w:lang w:eastAsia="fr-FR"/>
+        </w:rPr>
+        <w:t>dashboard.css → Style des tableaux de bord</w:t>
       </w:r>
     </w:p>
     <w:p>
@@ -3529,42 +3256,35 @@
           <w:numId w:val="6"/>
         </w:numPr>
         <w:spacing w:before="100" w:beforeAutospacing="1" w:after="100" w:afterAutospacing="1" w:line="240" w:lineRule="auto"/>
-        <w:rPr>
-          <w:rFonts w:ascii="Times New Roman" w:eastAsia="Times New Roman" w:hAnsi="Times New Roman" w:cs="Times New Roman"/>
-          <w:sz w:val="24"/>
-          <w:szCs w:val="24"/>
-          <w:lang w:eastAsia="fr-FR"/>
-        </w:rPr>
-      </w:pPr>
-      <w:r>
-        <w:rPr>
-          <w:rFonts w:ascii="Courier New" w:eastAsia="Times New Roman" w:hAnsi="Courier New" w:cs="Courier New"/>
-          <w:sz w:val="20"/>
-          <w:szCs w:val="20"/>
-          <w:lang w:eastAsia="fr-FR"/>
-        </w:rPr>
-        <w:t>enseignants.css</w:t>
-      </w:r>
-      <w:r>
-        <w:rPr>
-          <w:rFonts w:ascii="Times New Roman" w:eastAsia="Times New Roman" w:hAnsi="Times New Roman" w:cs="Times New Roman"/>
-          <w:sz w:val="24"/>
-          <w:szCs w:val="24"/>
-          <w:lang w:eastAsia="fr-FR"/>
-        </w:rPr>
-        <w:t xml:space="preserve"> → Style des pages avec tableaux et formulaires</w:t>
-      </w:r>
-    </w:p>
-    <w:p>
-      <w:pPr>
-        <w:spacing w:before="100" w:beforeAutospacing="1" w:after="100" w:afterAutospacing="1" w:line="240" w:lineRule="auto"/>
+        <w:jc w:val="both"/>
+        <w:rPr>
+          <w:rFonts w:ascii="Times New Roman" w:eastAsia="Times New Roman" w:hAnsi="Times New Roman" w:cs="Times New Roman"/>
+          <w:sz w:val="32"/>
+          <w:szCs w:val="32"/>
+          <w:lang w:eastAsia="fr-FR"/>
+        </w:rPr>
+      </w:pPr>
+      <w:r>
+        <w:rPr>
+          <w:rFonts w:ascii="Times New Roman" w:eastAsia="Times New Roman" w:hAnsi="Times New Roman" w:cs="Times New Roman"/>
+          <w:sz w:val="32"/>
+          <w:szCs w:val="32"/>
+          <w:lang w:eastAsia="fr-FR"/>
+        </w:rPr>
+        <w:t>enseignants.css → Style des pages avec tableaux et formulaires</w:t>
+      </w:r>
+    </w:p>
+    <w:p>
+      <w:pPr>
+        <w:spacing w:before="100" w:beforeAutospacing="1" w:after="100" w:afterAutospacing="1" w:line="240" w:lineRule="auto"/>
+        <w:jc w:val="both"/>
         <w:outlineLvl w:val="3"/>
         <w:rPr>
           <w:rFonts w:ascii="Times New Roman" w:eastAsia="Times New Roman" w:hAnsi="Times New Roman" w:cs="Times New Roman"/>
           <w:b/>
           <w:bCs/>
-          <w:sz w:val="24"/>
-          <w:szCs w:val="24"/>
+          <w:sz w:val="32"/>
+          <w:szCs w:val="32"/>
           <w:lang w:eastAsia="fr-FR"/>
         </w:rPr>
       </w:pPr>
@@ -3573,8 +3293,8 @@
           <w:rFonts w:ascii="Times New Roman" w:eastAsia="Times New Roman" w:hAnsi="Times New Roman" w:cs="Times New Roman"/>
           <w:b/>
           <w:bCs/>
-          <w:sz w:val="24"/>
-          <w:szCs w:val="24"/>
+          <w:sz w:val="32"/>
+          <w:szCs w:val="32"/>
           <w:lang w:eastAsia="fr-FR"/>
         </w:rPr>
         <w:t xml:space="preserve">Dossier </w:t>
@@ -3582,11 +3302,11 @@
       <w:proofErr w:type="spellStart"/>
       <w:r>
         <w:rPr>
-          <w:rFonts w:ascii="Courier New" w:eastAsia="Times New Roman" w:hAnsi="Courier New" w:cs="Courier New"/>
+          <w:rFonts w:ascii="Times New Roman" w:eastAsia="Times New Roman" w:hAnsi="Times New Roman" w:cs="Times New Roman"/>
           <w:b/>
           <w:bCs/>
-          <w:sz w:val="20"/>
-          <w:szCs w:val="20"/>
+          <w:sz w:val="32"/>
+          <w:szCs w:val="32"/>
           <w:lang w:eastAsia="fr-FR"/>
         </w:rPr>
         <w:t>js</w:t>
@@ -3594,11 +3314,11 @@
       <w:proofErr w:type="spellEnd"/>
       <w:r>
         <w:rPr>
-          <w:rFonts w:ascii="Courier New" w:eastAsia="Times New Roman" w:hAnsi="Courier New" w:cs="Courier New"/>
+          <w:rFonts w:ascii="Times New Roman" w:eastAsia="Times New Roman" w:hAnsi="Times New Roman" w:cs="Times New Roman"/>
           <w:b/>
           <w:bCs/>
-          <w:sz w:val="20"/>
-          <w:szCs w:val="20"/>
+          <w:sz w:val="32"/>
+          <w:szCs w:val="32"/>
           <w:lang w:eastAsia="fr-FR"/>
         </w:rPr>
         <w:t>/</w:t>
@@ -3607,18 +3327,19 @@
     <w:p>
       <w:pPr>
         <w:spacing w:before="100" w:beforeAutospacing="1" w:after="100" w:afterAutospacing="1" w:line="240" w:lineRule="auto"/>
-        <w:rPr>
-          <w:rFonts w:ascii="Times New Roman" w:eastAsia="Times New Roman" w:hAnsi="Times New Roman" w:cs="Times New Roman"/>
-          <w:sz w:val="24"/>
-          <w:szCs w:val="24"/>
-          <w:lang w:eastAsia="fr-FR"/>
-        </w:rPr>
-      </w:pPr>
-      <w:r>
-        <w:rPr>
-          <w:rFonts w:ascii="Times New Roman" w:eastAsia="Times New Roman" w:hAnsi="Times New Roman" w:cs="Times New Roman"/>
-          <w:sz w:val="24"/>
-          <w:szCs w:val="24"/>
+        <w:jc w:val="both"/>
+        <w:rPr>
+          <w:rFonts w:ascii="Times New Roman" w:eastAsia="Times New Roman" w:hAnsi="Times New Roman" w:cs="Times New Roman"/>
+          <w:sz w:val="32"/>
+          <w:szCs w:val="32"/>
+          <w:lang w:eastAsia="fr-FR"/>
+        </w:rPr>
+      </w:pPr>
+      <w:r>
+        <w:rPr>
+          <w:rFonts w:ascii="Times New Roman" w:eastAsia="Times New Roman" w:hAnsi="Times New Roman" w:cs="Times New Roman"/>
+          <w:sz w:val="32"/>
+          <w:szCs w:val="32"/>
           <w:lang w:eastAsia="fr-FR"/>
         </w:rPr>
         <w:t>Chaque page HTML a son fichier JS correspondant qui gère les appels API et l'affichage des données.</w:t>
@@ -3627,18 +3348,19 @@
     <w:p>
       <w:pPr>
         <w:spacing w:after="0" w:line="240" w:lineRule="auto"/>
-        <w:rPr>
-          <w:rFonts w:ascii="Times New Roman" w:eastAsia="Times New Roman" w:hAnsi="Times New Roman" w:cs="Times New Roman"/>
-          <w:sz w:val="24"/>
-          <w:szCs w:val="24"/>
-          <w:lang w:eastAsia="fr-FR"/>
-        </w:rPr>
-      </w:pPr>
-      <w:r>
-        <w:rPr>
-          <w:rFonts w:ascii="Times New Roman" w:eastAsia="Times New Roman" w:hAnsi="Times New Roman" w:cs="Times New Roman"/>
-          <w:sz w:val="24"/>
-          <w:szCs w:val="24"/>
+        <w:jc w:val="both"/>
+        <w:rPr>
+          <w:rFonts w:ascii="Times New Roman" w:eastAsia="Times New Roman" w:hAnsi="Times New Roman" w:cs="Times New Roman"/>
+          <w:sz w:val="32"/>
+          <w:szCs w:val="32"/>
+          <w:lang w:eastAsia="fr-FR"/>
+        </w:rPr>
+      </w:pPr>
+      <w:r>
+        <w:rPr>
+          <w:rFonts w:ascii="Times New Roman" w:eastAsia="Times New Roman" w:hAnsi="Times New Roman" w:cs="Times New Roman"/>
+          <w:sz w:val="32"/>
+          <w:szCs w:val="32"/>
           <w:lang w:eastAsia="fr-FR"/>
         </w:rPr>
         <w:pict>
@@ -3649,13 +3371,14 @@
     <w:p>
       <w:pPr>
         <w:spacing w:before="100" w:beforeAutospacing="1" w:after="100" w:afterAutospacing="1" w:line="240" w:lineRule="auto"/>
+        <w:jc w:val="both"/>
         <w:outlineLvl w:val="2"/>
         <w:rPr>
           <w:rFonts w:ascii="Times New Roman" w:eastAsia="Times New Roman" w:hAnsi="Times New Roman" w:cs="Times New Roman"/>
           <w:b/>
           <w:bCs/>
-          <w:sz w:val="27"/>
-          <w:szCs w:val="27"/>
+          <w:sz w:val="32"/>
+          <w:szCs w:val="32"/>
           <w:lang w:eastAsia="fr-FR"/>
         </w:rPr>
       </w:pPr>
@@ -3664,8 +3387,8 @@
           <w:rFonts w:ascii="Times New Roman" w:eastAsia="Times New Roman" w:hAnsi="Times New Roman" w:cs="Times New Roman"/>
           <w:b/>
           <w:bCs/>
-          <w:sz w:val="27"/>
-          <w:szCs w:val="27"/>
+          <w:sz w:val="32"/>
+          <w:szCs w:val="32"/>
           <w:lang w:eastAsia="fr-FR"/>
         </w:rPr>
         <w:t>Base de données</w:t>
@@ -3674,18 +3397,19 @@
     <w:p>
       <w:pPr>
         <w:spacing w:before="100" w:beforeAutospacing="1" w:after="100" w:afterAutospacing="1" w:line="240" w:lineRule="auto"/>
-        <w:rPr>
-          <w:rFonts w:ascii="Times New Roman" w:eastAsia="Times New Roman" w:hAnsi="Times New Roman" w:cs="Times New Roman"/>
-          <w:sz w:val="24"/>
-          <w:szCs w:val="24"/>
-          <w:lang w:eastAsia="fr-FR"/>
-        </w:rPr>
-      </w:pPr>
-      <w:r>
-        <w:rPr>
-          <w:rFonts w:ascii="Times New Roman" w:eastAsia="Times New Roman" w:hAnsi="Times New Roman" w:cs="Times New Roman"/>
-          <w:sz w:val="24"/>
-          <w:szCs w:val="24"/>
+        <w:jc w:val="both"/>
+        <w:rPr>
+          <w:rFonts w:ascii="Times New Roman" w:eastAsia="Times New Roman" w:hAnsi="Times New Roman" w:cs="Times New Roman"/>
+          <w:sz w:val="32"/>
+          <w:szCs w:val="32"/>
+          <w:lang w:eastAsia="fr-FR"/>
+        </w:rPr>
+      </w:pPr>
+      <w:r>
+        <w:rPr>
+          <w:rFonts w:ascii="Times New Roman" w:eastAsia="Times New Roman" w:hAnsi="Times New Roman" w:cs="Times New Roman"/>
+          <w:sz w:val="32"/>
+          <w:szCs w:val="32"/>
           <w:lang w:eastAsia="fr-FR"/>
         </w:rPr>
         <w:t>6 tables principales :</w:t>
@@ -3698,30 +3422,22 @@
           <w:numId w:val="7"/>
         </w:numPr>
         <w:spacing w:before="100" w:beforeAutospacing="1" w:after="100" w:afterAutospacing="1" w:line="240" w:lineRule="auto"/>
-        <w:rPr>
-          <w:rFonts w:ascii="Times New Roman" w:eastAsia="Times New Roman" w:hAnsi="Times New Roman" w:cs="Times New Roman"/>
-          <w:sz w:val="24"/>
-          <w:szCs w:val="24"/>
-          <w:lang w:eastAsia="fr-FR"/>
-        </w:rPr>
-      </w:pPr>
-      <w:r>
-        <w:rPr>
-          <w:rFonts w:ascii="Courier New" w:eastAsia="Times New Roman" w:hAnsi="Courier New" w:cs="Courier New"/>
-          <w:sz w:val="20"/>
-          <w:szCs w:val="20"/>
-          <w:lang w:eastAsia="fr-FR"/>
-        </w:rPr>
-        <w:t>utilisateurs</w:t>
-      </w:r>
-      <w:r>
-        <w:rPr>
-          <w:rFonts w:ascii="Times New Roman" w:eastAsia="Times New Roman" w:hAnsi="Times New Roman" w:cs="Times New Roman"/>
-          <w:sz w:val="24"/>
-          <w:szCs w:val="24"/>
-          <w:lang w:eastAsia="fr-FR"/>
-        </w:rPr>
-        <w:t xml:space="preserve"> → tous les comptes (admin, RH, enseignant)</w:t>
+        <w:jc w:val="both"/>
+        <w:rPr>
+          <w:rFonts w:ascii="Times New Roman" w:eastAsia="Times New Roman" w:hAnsi="Times New Roman" w:cs="Times New Roman"/>
+          <w:sz w:val="32"/>
+          <w:szCs w:val="32"/>
+          <w:lang w:eastAsia="fr-FR"/>
+        </w:rPr>
+      </w:pPr>
+      <w:r>
+        <w:rPr>
+          <w:rFonts w:ascii="Times New Roman" w:eastAsia="Times New Roman" w:hAnsi="Times New Roman" w:cs="Times New Roman"/>
+          <w:sz w:val="32"/>
+          <w:szCs w:val="32"/>
+          <w:lang w:eastAsia="fr-FR"/>
+        </w:rPr>
+        <w:t>utilisateurs → tous les comptes (admin, RH, enseignant)</w:t>
       </w:r>
     </w:p>
     <w:p>
@@ -3731,31 +3447,22 @@
           <w:numId w:val="7"/>
         </w:numPr>
         <w:spacing w:before="100" w:beforeAutospacing="1" w:after="100" w:afterAutospacing="1" w:line="240" w:lineRule="auto"/>
-        <w:rPr>
-          <w:rFonts w:ascii="Times New Roman" w:eastAsia="Times New Roman" w:hAnsi="Times New Roman" w:cs="Times New Roman"/>
-          <w:sz w:val="24"/>
-          <w:szCs w:val="24"/>
-          <w:lang w:eastAsia="fr-FR"/>
-        </w:rPr>
-      </w:pPr>
-      <w:r>
-        <w:rPr>
-          <w:rFonts w:ascii="Courier New" w:eastAsia="Times New Roman" w:hAnsi="Courier New" w:cs="Courier New"/>
-          <w:sz w:val="20"/>
-          <w:szCs w:val="20"/>
-          <w:lang w:eastAsia="fr-FR"/>
-        </w:rPr>
-        <w:lastRenderedPageBreak/>
-        <w:t>enseignants</w:t>
-      </w:r>
-      <w:r>
-        <w:rPr>
-          <w:rFonts w:ascii="Times New Roman" w:eastAsia="Times New Roman" w:hAnsi="Times New Roman" w:cs="Times New Roman"/>
-          <w:sz w:val="24"/>
-          <w:szCs w:val="24"/>
-          <w:lang w:eastAsia="fr-FR"/>
-        </w:rPr>
-        <w:t xml:space="preserve"> → informations détaillées des enseignants</w:t>
+        <w:jc w:val="both"/>
+        <w:rPr>
+          <w:rFonts w:ascii="Times New Roman" w:eastAsia="Times New Roman" w:hAnsi="Times New Roman" w:cs="Times New Roman"/>
+          <w:sz w:val="32"/>
+          <w:szCs w:val="32"/>
+          <w:lang w:eastAsia="fr-FR"/>
+        </w:rPr>
+      </w:pPr>
+      <w:r>
+        <w:rPr>
+          <w:rFonts w:ascii="Times New Roman" w:eastAsia="Times New Roman" w:hAnsi="Times New Roman" w:cs="Times New Roman"/>
+          <w:sz w:val="32"/>
+          <w:szCs w:val="32"/>
+          <w:lang w:eastAsia="fr-FR"/>
+        </w:rPr>
+        <w:t>enseignants → informations détaillées des enseignants</w:t>
       </w:r>
     </w:p>
     <w:p>
@@ -3765,19 +3472,20 @@
           <w:numId w:val="7"/>
         </w:numPr>
         <w:spacing w:before="100" w:beforeAutospacing="1" w:after="100" w:afterAutospacing="1" w:line="240" w:lineRule="auto"/>
-        <w:rPr>
-          <w:rFonts w:ascii="Times New Roman" w:eastAsia="Times New Roman" w:hAnsi="Times New Roman" w:cs="Times New Roman"/>
-          <w:sz w:val="24"/>
-          <w:szCs w:val="24"/>
+        <w:jc w:val="both"/>
+        <w:rPr>
+          <w:rFonts w:ascii="Times New Roman" w:eastAsia="Times New Roman" w:hAnsi="Times New Roman" w:cs="Times New Roman"/>
+          <w:sz w:val="32"/>
+          <w:szCs w:val="32"/>
           <w:lang w:eastAsia="fr-FR"/>
         </w:rPr>
       </w:pPr>
       <w:proofErr w:type="spellStart"/>
       <w:r>
         <w:rPr>
-          <w:rFonts w:ascii="Courier New" w:eastAsia="Times New Roman" w:hAnsi="Courier New" w:cs="Courier New"/>
-          <w:sz w:val="20"/>
-          <w:szCs w:val="20"/>
+          <w:rFonts w:ascii="Times New Roman" w:eastAsia="Times New Roman" w:hAnsi="Times New Roman" w:cs="Times New Roman"/>
+          <w:sz w:val="32"/>
+          <w:szCs w:val="32"/>
           <w:lang w:eastAsia="fr-FR"/>
         </w:rPr>
         <w:t>matieres</w:t>
@@ -3786,8 +3494,8 @@
       <w:r>
         <w:rPr>
           <w:rFonts w:ascii="Times New Roman" w:eastAsia="Times New Roman" w:hAnsi="Times New Roman" w:cs="Times New Roman"/>
-          <w:sz w:val="24"/>
-          <w:szCs w:val="24"/>
+          <w:sz w:val="32"/>
+          <w:szCs w:val="32"/>
           <w:lang w:eastAsia="fr-FR"/>
         </w:rPr>
         <w:t xml:space="preserve"> → les cours</w:t>
@@ -3800,19 +3508,20 @@
           <w:numId w:val="7"/>
         </w:numPr>
         <w:spacing w:before="100" w:beforeAutospacing="1" w:after="100" w:afterAutospacing="1" w:line="240" w:lineRule="auto"/>
-        <w:rPr>
-          <w:rFonts w:ascii="Times New Roman" w:eastAsia="Times New Roman" w:hAnsi="Times New Roman" w:cs="Times New Roman"/>
-          <w:sz w:val="24"/>
-          <w:szCs w:val="24"/>
+        <w:jc w:val="both"/>
+        <w:rPr>
+          <w:rFonts w:ascii="Times New Roman" w:eastAsia="Times New Roman" w:hAnsi="Times New Roman" w:cs="Times New Roman"/>
+          <w:sz w:val="32"/>
+          <w:szCs w:val="32"/>
           <w:lang w:eastAsia="fr-FR"/>
         </w:rPr>
       </w:pPr>
       <w:proofErr w:type="spellStart"/>
       <w:r>
         <w:rPr>
-          <w:rFonts w:ascii="Courier New" w:eastAsia="Times New Roman" w:hAnsi="Courier New" w:cs="Courier New"/>
-          <w:sz w:val="20"/>
-          <w:szCs w:val="20"/>
+          <w:rFonts w:ascii="Times New Roman" w:eastAsia="Times New Roman" w:hAnsi="Times New Roman" w:cs="Times New Roman"/>
+          <w:sz w:val="32"/>
+          <w:szCs w:val="32"/>
           <w:lang w:eastAsia="fr-FR"/>
         </w:rPr>
         <w:t>heures_effectuees</w:t>
@@ -3821,8 +3530,8 @@
       <w:r>
         <w:rPr>
           <w:rFonts w:ascii="Times New Roman" w:eastAsia="Times New Roman" w:hAnsi="Times New Roman" w:cs="Times New Roman"/>
-          <w:sz w:val="24"/>
-          <w:szCs w:val="24"/>
+          <w:sz w:val="32"/>
+          <w:szCs w:val="32"/>
           <w:lang w:eastAsia="fr-FR"/>
         </w:rPr>
         <w:t xml:space="preserve"> → les heures saisies par la RH</w:t>
@@ -3835,30 +3544,22 @@
           <w:numId w:val="7"/>
         </w:numPr>
         <w:spacing w:before="100" w:beforeAutospacing="1" w:after="100" w:afterAutospacing="1" w:line="240" w:lineRule="auto"/>
-        <w:rPr>
-          <w:rFonts w:ascii="Times New Roman" w:eastAsia="Times New Roman" w:hAnsi="Times New Roman" w:cs="Times New Roman"/>
-          <w:sz w:val="24"/>
-          <w:szCs w:val="24"/>
-          <w:lang w:eastAsia="fr-FR"/>
-        </w:rPr>
-      </w:pPr>
-      <w:r>
-        <w:rPr>
-          <w:rFonts w:ascii="Courier New" w:eastAsia="Times New Roman" w:hAnsi="Courier New" w:cs="Courier New"/>
-          <w:sz w:val="20"/>
-          <w:szCs w:val="20"/>
-          <w:lang w:eastAsia="fr-FR"/>
-        </w:rPr>
-        <w:t>affectations</w:t>
-      </w:r>
-      <w:r>
-        <w:rPr>
-          <w:rFonts w:ascii="Times New Roman" w:eastAsia="Times New Roman" w:hAnsi="Times New Roman" w:cs="Times New Roman"/>
-          <w:sz w:val="24"/>
-          <w:szCs w:val="24"/>
-          <w:lang w:eastAsia="fr-FR"/>
-        </w:rPr>
-        <w:t xml:space="preserve"> → lien entre enseignants et matières</w:t>
+        <w:jc w:val="both"/>
+        <w:rPr>
+          <w:rFonts w:ascii="Times New Roman" w:eastAsia="Times New Roman" w:hAnsi="Times New Roman" w:cs="Times New Roman"/>
+          <w:sz w:val="32"/>
+          <w:szCs w:val="32"/>
+          <w:lang w:eastAsia="fr-FR"/>
+        </w:rPr>
+      </w:pPr>
+      <w:r>
+        <w:rPr>
+          <w:rFonts w:ascii="Times New Roman" w:eastAsia="Times New Roman" w:hAnsi="Times New Roman" w:cs="Times New Roman"/>
+          <w:sz w:val="32"/>
+          <w:szCs w:val="32"/>
+          <w:lang w:eastAsia="fr-FR"/>
+        </w:rPr>
+        <w:t>affectations → lien entre enseignants et matières</w:t>
       </w:r>
     </w:p>
     <w:p>
@@ -3868,19 +3569,20 @@
           <w:numId w:val="7"/>
         </w:numPr>
         <w:spacing w:before="100" w:beforeAutospacing="1" w:after="100" w:afterAutospacing="1" w:line="240" w:lineRule="auto"/>
-        <w:rPr>
-          <w:rFonts w:ascii="Times New Roman" w:eastAsia="Times New Roman" w:hAnsi="Times New Roman" w:cs="Times New Roman"/>
-          <w:sz w:val="24"/>
-          <w:szCs w:val="24"/>
+        <w:jc w:val="both"/>
+        <w:rPr>
+          <w:rFonts w:ascii="Times New Roman" w:eastAsia="Times New Roman" w:hAnsi="Times New Roman" w:cs="Times New Roman"/>
+          <w:sz w:val="32"/>
+          <w:szCs w:val="32"/>
           <w:lang w:eastAsia="fr-FR"/>
         </w:rPr>
       </w:pPr>
       <w:proofErr w:type="spellStart"/>
       <w:r>
         <w:rPr>
-          <w:rFonts w:ascii="Courier New" w:eastAsia="Times New Roman" w:hAnsi="Courier New" w:cs="Courier New"/>
-          <w:sz w:val="20"/>
-          <w:szCs w:val="20"/>
+          <w:rFonts w:ascii="Times New Roman" w:eastAsia="Times New Roman" w:hAnsi="Times New Roman" w:cs="Times New Roman"/>
+          <w:sz w:val="32"/>
+          <w:szCs w:val="32"/>
           <w:lang w:eastAsia="fr-FR"/>
         </w:rPr>
         <w:t>parametres</w:t>
@@ -3889,14 +3591,23 @@
       <w:r>
         <w:rPr>
           <w:rFonts w:ascii="Times New Roman" w:eastAsia="Times New Roman" w:hAnsi="Times New Roman" w:cs="Times New Roman"/>
-          <w:sz w:val="24"/>
-          <w:szCs w:val="24"/>
+          <w:sz w:val="32"/>
+          <w:szCs w:val="32"/>
           <w:lang w:eastAsia="fr-FR"/>
         </w:rPr>
         <w:t xml:space="preserve"> → année académique et équivalences</w:t>
       </w:r>
     </w:p>
-    <w:p/>
+    <w:p>
+      <w:pPr>
+        <w:jc w:val="both"/>
+        <w:rPr>
+          <w:rFonts w:ascii="Times New Roman" w:hAnsi="Times New Roman" w:cs="Times New Roman"/>
+          <w:sz w:val="32"/>
+          <w:szCs w:val="32"/>
+        </w:rPr>
+      </w:pPr>
+    </w:p>
     <w:sectPr>
       <w:pgSz w:w="11906" w:h="16838"/>
       <w:pgMar w:top="1417" w:right="1417" w:bottom="1417" w:left="1417" w:header="708" w:footer="708" w:gutter="0"/>
@@ -5895,7 +5606,7 @@
 </file>
 
 <file path=customXml/itemProps1.xml><?xml version="1.0" encoding="utf-8"?>
-<ds:datastoreItem xmlns:ds="http://schemas.openxmlformats.org/officeDocument/2006/customXml" ds:itemID="{E0176A62-3D33-42BA-A367-2813774C6784}">
+<ds:datastoreItem xmlns:ds="http://schemas.openxmlformats.org/officeDocument/2006/customXml" ds:itemID="{B3AACA69-8B55-4638-8E23-F3F6EAA35D6E}">
   <ds:schemaRefs>
     <ds:schemaRef ds:uri="http://schemas.openxmlformats.org/officeDocument/2006/bibliography"/>
   </ds:schemaRefs>
